--- a/COS80023_Big_Data/D_HD_Project_2/word.docx
+++ b/COS80023_Big_Data/D_HD_Project_2/word.docx
@@ -3,991 +3,2219 @@
 <w:document xmlns:wpc="http://schemas.microsoft.com/office/word/2010/wordprocessingCanvas" xmlns:cx="http://schemas.microsoft.com/office/drawing/2014/chartex" xmlns:cx1="http://schemas.microsoft.com/office/drawing/2015/9/8/chartex" xmlns:cx2="http://schemas.microsoft.com/office/drawing/2015/10/21/chartex" xmlns:cx3="http://schemas.microsoft.com/office/drawing/2016/5/9/chartex" xmlns:cx4="http://schemas.microsoft.com/office/drawing/2016/5/10/chartex" xmlns:cx5="http://schemas.microsoft.com/office/drawing/2016/5/11/chartex" xmlns:cx6="http://schemas.microsoft.com/office/drawing/2016/5/12/chartex" xmlns:cx7="http://schemas.microsoft.com/office/drawing/2016/5/13/chartex" xmlns:cx8="http://schemas.microsoft.com/office/drawing/2016/5/14/chartex" xmlns:mc="http://schemas.openxmlformats.org/markup-compatibility/2006" xmlns:aink="http://schemas.microsoft.com/office/drawing/2016/ink" xmlns:am3d="http://schemas.microsoft.com/office/drawing/2017/model3d" xmlns:o="urn:schemas-microsoft-com:office:office" xmlns:oel="http://schemas.microsoft.com/office/2019/extlst" xmlns:r="http://schemas.openxmlformats.org/officeDocument/2006/relationships" xmlns:m="http://schemas.openxmlformats.org/officeDocument/2006/math" xmlns:v="urn:schemas-microsoft-com:vml" xmlns:wp14="http://schemas.microsoft.com/office/word/2010/wordprocessingDrawing" xmlns:wp="http://schemas.openxmlformats.org/drawingml/2006/wordprocessingDrawing" xmlns:w10="urn:schemas-microsoft-com:office:word" xmlns:w="http://schemas.openxmlformats.org/wordprocessingml/2006/main" xmlns:w14="http://schemas.microsoft.com/office/word/2010/wordml" xmlns:w15="http://schemas.microsoft.com/office/word/2012/wordml" xmlns:w16cex="http://schemas.microsoft.com/office/word/2018/wordml/cex" xmlns:w16cid="http://schemas.microsoft.com/office/word/2016/wordml/cid" xmlns:w16="http://schemas.microsoft.com/office/word/2018/wordml" xmlns:w16du="http://schemas.microsoft.com/office/word/2023/wordml/word16du" xmlns:w16sdtdh="http://schemas.microsoft.com/office/word/2020/wordml/sdtdatahash" xmlns:w16sdtfl="http://schemas.microsoft.com/office/word/2024/wordml/sdtformatlock" xmlns:w16se="http://schemas.microsoft.com/office/word/2015/wordml/symex" xmlns:wpg="http://schemas.microsoft.com/office/word/2010/wordprocessingGroup" xmlns:wpi="http://schemas.microsoft.com/office/word/2010/wordprocessingInk" xmlns:wne="http://schemas.microsoft.com/office/word/2006/wordml" xmlns:wps="http://schemas.microsoft.com/office/word/2010/wordprocessingShape" mc:Ignorable="w14 w15 w16se w16cid w16 w16cex w16sdtdh w16sdtfl w16du wp14">
   <w:body>
     <w:p>
-      <w:r>
-        <w:t>Rural areas have shown consistently higher fatal crash severity (fatalities per 1,000 crashes, per-year normalised) than urban areas across 2012–2025, a gap aligned with greater rural exposure to higher posted speed limits, open-road (non-intersection) segments, and low-light conditions.</w:t>
-      </w:r>
-    </w:p>
-    <w:p/>
-    <w:p/>
-    <w:p/>
-    <w:p>
-      <w:r>
-        <w:t>Screenshots:</w:t>
-      </w:r>
-    </w:p>
-    <w:p>
-      <w:r>
-        <w:t>Step 1:</w:t>
-      </w:r>
-    </w:p>
-    <w:p>
-      <w:pPr>
-        <w:jc w:val="center"/>
-      </w:pPr>
-      <w:r>
-        <w:drawing>
-          <wp:inline distT="0" distB="0" distL="0" distR="0" wp14:anchorId="6AA77C01" wp14:editId="5EF54FAD">
-            <wp:extent cx="5519738" cy="3414214"/>
-            <wp:effectExtent l="0" t="0" r="5080" b="0"/>
-            <wp:docPr id="1451711389" name="Picture 1" descr="A screenshot of a computer&#10;&#10;AI-generated content may be incorrect."/>
-            <wp:cNvGraphicFramePr>
-              <a:graphicFrameLocks xmlns:a="http://schemas.openxmlformats.org/drawingml/2006/main" noChangeAspect="1"/>
-            </wp:cNvGraphicFramePr>
-            <a:graphic xmlns:a="http://schemas.openxmlformats.org/drawingml/2006/main">
-              <a:graphicData uri="http://schemas.openxmlformats.org/drawingml/2006/picture">
-                <pic:pic xmlns:pic="http://schemas.openxmlformats.org/drawingml/2006/picture">
-                  <pic:nvPicPr>
-                    <pic:cNvPr id="1451711389" name="Picture 1" descr="A screenshot of a computer&#10;&#10;AI-generated content may be incorrect."/>
-                    <pic:cNvPicPr/>
-                  </pic:nvPicPr>
-                  <pic:blipFill>
-                    <a:blip r:embed="rId4"/>
-                    <a:stretch>
-                      <a:fillRect/>
-                    </a:stretch>
-                  </pic:blipFill>
-                  <pic:spPr>
-                    <a:xfrm>
-                      <a:off x="0" y="0"/>
-                      <a:ext cx="5521932" cy="3415571"/>
-                    </a:xfrm>
-                    <a:prstGeom prst="rect">
-                      <a:avLst/>
-                    </a:prstGeom>
-                  </pic:spPr>
-                </pic:pic>
-              </a:graphicData>
-            </a:graphic>
-          </wp:inline>
-        </w:drawing>
-      </w:r>
-    </w:p>
-    <w:p>
-      <w:pPr>
-        <w:jc w:val="center"/>
-      </w:pPr>
-      <w:r>
-        <w:drawing>
-          <wp:inline distT="0" distB="0" distL="0" distR="0" wp14:anchorId="0FF8E6A5" wp14:editId="7E089A89">
-            <wp:extent cx="5510213" cy="1979184"/>
-            <wp:effectExtent l="0" t="0" r="0" b="2540"/>
-            <wp:docPr id="393978937" name="Picture 1" descr="A screenshot of a computer code&#10;&#10;AI-generated content may be incorrect."/>
-            <wp:cNvGraphicFramePr>
-              <a:graphicFrameLocks xmlns:a="http://schemas.openxmlformats.org/drawingml/2006/main" noChangeAspect="1"/>
-            </wp:cNvGraphicFramePr>
-            <a:graphic xmlns:a="http://schemas.openxmlformats.org/drawingml/2006/main">
-              <a:graphicData uri="http://schemas.openxmlformats.org/drawingml/2006/picture">
-                <pic:pic xmlns:pic="http://schemas.openxmlformats.org/drawingml/2006/picture">
-                  <pic:nvPicPr>
-                    <pic:cNvPr id="393978937" name="Picture 1" descr="A screenshot of a computer code&#10;&#10;AI-generated content may be incorrect."/>
-                    <pic:cNvPicPr/>
-                  </pic:nvPicPr>
-                  <pic:blipFill>
-                    <a:blip r:embed="rId5"/>
-                    <a:stretch>
-                      <a:fillRect/>
-                    </a:stretch>
-                  </pic:blipFill>
-                  <pic:spPr>
-                    <a:xfrm>
-                      <a:off x="0" y="0"/>
-                      <a:ext cx="5515613" cy="1981124"/>
-                    </a:xfrm>
-                    <a:prstGeom prst="rect">
-                      <a:avLst/>
-                    </a:prstGeom>
-                  </pic:spPr>
-                </pic:pic>
-              </a:graphicData>
-            </a:graphic>
-          </wp:inline>
-        </w:drawing>
-      </w:r>
-    </w:p>
-    <w:p/>
-    <w:p>
-      <w:r>
-        <w:t xml:space="preserve">Step 2 </w:t>
-      </w:r>
-    </w:p>
-    <w:p/>
-    <w:p>
-      <w:r>
-        <w:drawing>
-          <wp:inline distT="0" distB="0" distL="0" distR="0" wp14:anchorId="78D5EA71" wp14:editId="49F07EBE">
-            <wp:extent cx="5486440" cy="1714513"/>
-            <wp:effectExtent l="0" t="0" r="0" b="0"/>
-            <wp:docPr id="1408579327" name="Picture 1" descr="A white screen with black text&#10;&#10;AI-generated content may be incorrect."/>
-            <wp:cNvGraphicFramePr>
-              <a:graphicFrameLocks xmlns:a="http://schemas.openxmlformats.org/drawingml/2006/main" noChangeAspect="1"/>
-            </wp:cNvGraphicFramePr>
-            <a:graphic xmlns:a="http://schemas.openxmlformats.org/drawingml/2006/main">
-              <a:graphicData uri="http://schemas.openxmlformats.org/drawingml/2006/picture">
-                <pic:pic xmlns:pic="http://schemas.openxmlformats.org/drawingml/2006/picture">
-                  <pic:nvPicPr>
-                    <pic:cNvPr id="1408579327" name="Picture 1" descr="A white screen with black text&#10;&#10;AI-generated content may be incorrect."/>
-                    <pic:cNvPicPr/>
-                  </pic:nvPicPr>
-                  <pic:blipFill>
-                    <a:blip r:embed="rId6"/>
-                    <a:stretch>
-                      <a:fillRect/>
-                    </a:stretch>
-                  </pic:blipFill>
-                  <pic:spPr>
-                    <a:xfrm>
-                      <a:off x="0" y="0"/>
-                      <a:ext cx="5486440" cy="1714513"/>
-                    </a:xfrm>
-                    <a:prstGeom prst="rect">
-                      <a:avLst/>
-                    </a:prstGeom>
-                  </pic:spPr>
-                </pic:pic>
-              </a:graphicData>
-            </a:graphic>
-          </wp:inline>
-        </w:drawing>
-      </w:r>
-    </w:p>
-    <w:p/>
-    <w:p>
-      <w:r>
-        <w:drawing>
-          <wp:inline distT="0" distB="0" distL="0" distR="0" wp14:anchorId="5FBC8EC4" wp14:editId="045F17F6">
-            <wp:extent cx="5731510" cy="1943735"/>
-            <wp:effectExtent l="0" t="0" r="2540" b="0"/>
-            <wp:docPr id="1718316054" name="Picture 1" descr="A computer code with black text&#10;&#10;AI-generated content may be incorrect."/>
-            <wp:cNvGraphicFramePr>
-              <a:graphicFrameLocks xmlns:a="http://schemas.openxmlformats.org/drawingml/2006/main" noChangeAspect="1"/>
-            </wp:cNvGraphicFramePr>
-            <a:graphic xmlns:a="http://schemas.openxmlformats.org/drawingml/2006/main">
-              <a:graphicData uri="http://schemas.openxmlformats.org/drawingml/2006/picture">
-                <pic:pic xmlns:pic="http://schemas.openxmlformats.org/drawingml/2006/picture">
-                  <pic:nvPicPr>
-                    <pic:cNvPr id="1718316054" name="Picture 1" descr="A computer code with black text&#10;&#10;AI-generated content may be incorrect."/>
-                    <pic:cNvPicPr/>
-                  </pic:nvPicPr>
-                  <pic:blipFill>
-                    <a:blip r:embed="rId7"/>
-                    <a:stretch>
-                      <a:fillRect/>
-                    </a:stretch>
-                  </pic:blipFill>
-                  <pic:spPr>
-                    <a:xfrm>
-                      <a:off x="0" y="0"/>
-                      <a:ext cx="5731510" cy="1943735"/>
-                    </a:xfrm>
-                    <a:prstGeom prst="rect">
-                      <a:avLst/>
-                    </a:prstGeom>
-                  </pic:spPr>
-                </pic:pic>
-              </a:graphicData>
-            </a:graphic>
-          </wp:inline>
-        </w:drawing>
-      </w:r>
-    </w:p>
-    <w:p/>
-    <w:p>
-      <w:r>
-        <w:drawing>
-          <wp:inline distT="0" distB="0" distL="0" distR="0" wp14:anchorId="6BFC7024" wp14:editId="2D7F3AB7">
-            <wp:extent cx="3848128" cy="3048022"/>
-            <wp:effectExtent l="0" t="0" r="0" b="0"/>
-            <wp:docPr id="1889278420" name="Picture 1" descr="A screenshot of a computer code&#10;&#10;AI-generated content may be incorrect."/>
-            <wp:cNvGraphicFramePr>
-              <a:graphicFrameLocks xmlns:a="http://schemas.openxmlformats.org/drawingml/2006/main" noChangeAspect="1"/>
-            </wp:cNvGraphicFramePr>
-            <a:graphic xmlns:a="http://schemas.openxmlformats.org/drawingml/2006/main">
-              <a:graphicData uri="http://schemas.openxmlformats.org/drawingml/2006/picture">
-                <pic:pic xmlns:pic="http://schemas.openxmlformats.org/drawingml/2006/picture">
-                  <pic:nvPicPr>
-                    <pic:cNvPr id="1889278420" name="Picture 1" descr="A screenshot of a computer code&#10;&#10;AI-generated content may be incorrect."/>
-                    <pic:cNvPicPr/>
-                  </pic:nvPicPr>
-                  <pic:blipFill>
-                    <a:blip r:embed="rId8"/>
-                    <a:stretch>
-                      <a:fillRect/>
-                    </a:stretch>
-                  </pic:blipFill>
-                  <pic:spPr>
-                    <a:xfrm>
-                      <a:off x="0" y="0"/>
-                      <a:ext cx="3848128" cy="3048022"/>
-                    </a:xfrm>
-                    <a:prstGeom prst="rect">
-                      <a:avLst/>
-                    </a:prstGeom>
-                  </pic:spPr>
-                </pic:pic>
-              </a:graphicData>
-            </a:graphic>
-          </wp:inline>
-        </w:drawing>
-      </w:r>
-    </w:p>
-    <w:p/>
-    <w:p>
-      <w:r>
-        <w:t xml:space="preserve">Step 3 </w:t>
-      </w:r>
-    </w:p>
-    <w:p>
-      <w:r>
+      <w:pPr>
+        <w:rPr>
+          <w:b/>
+          <w:bCs/>
+        </w:rPr>
+      </w:pPr>
+      <w:r>
+        <w:rPr>
+          <w:b/>
+          <w:bCs/>
+        </w:rPr>
+        <w:t>The question we set out to answer</w:t>
+      </w:r>
+    </w:p>
+    <w:p>
+      <w:r>
+        <w:rPr>
+          <w:b/>
+          <w:bCs/>
+        </w:rPr>
+        <w:t>Why are crashes deadlier in some parts of Victoria than others (2012–2025)? Which mix of place, speed, road setting, and road-user type explains that—and what should we fix first?</w:t>
+      </w:r>
+    </w:p>
+    <w:p>
+      <w:r>
+        <w:pict w14:anchorId="6B1854FB">
+          <v:rect id="_x0000_i1085" style="width:0;height:1.5pt" o:hralign="center" o:hrstd="t" o:hr="t" fillcolor="#a0a0a0" stroked="f"/>
+        </w:pict>
+      </w:r>
+    </w:p>
+    <w:p>
+      <w:pPr>
+        <w:rPr>
+          <w:b/>
+          <w:bCs/>
+        </w:rPr>
+      </w:pPr>
+      <w:r>
+        <w:rPr>
+          <w:b/>
+          <w:bCs/>
+        </w:rPr>
+        <w:t>How we worked (clear and simple)</w:t>
+      </w:r>
+    </w:p>
+    <w:p>
+      <w:r>
+        <w:t xml:space="preserve">We pulled the pieces of the same crash together using the </w:t>
+      </w:r>
+      <w:r>
+        <w:rPr>
+          <w:b/>
+          <w:bCs/>
+        </w:rPr>
+        <w:t>accident number</w:t>
+      </w:r>
+      <w:r>
+        <w:t>:</w:t>
+      </w:r>
+    </w:p>
+    <w:p>
+      <w:pPr>
+        <w:numPr>
+          <w:ilvl w:val="0"/>
+          <w:numId w:val="1"/>
+        </w:numPr>
+      </w:pPr>
+      <w:r>
+        <w:rPr>
+          <w:b/>
+          <w:bCs/>
+        </w:rPr>
+        <w:t>accident.csv</w:t>
+      </w:r>
+      <w:r>
+        <w:t xml:space="preserve"> – when and what happened (deaths, speed zone, lighting, surface, road geometry).</w:t>
+      </w:r>
+    </w:p>
+    <w:p>
+      <w:pPr>
+        <w:numPr>
+          <w:ilvl w:val="0"/>
+          <w:numId w:val="1"/>
+        </w:numPr>
+      </w:pPr>
+      <w:r>
+        <w:rPr>
+          <w:b/>
+          <w:bCs/>
+        </w:rPr>
+        <w:t>node.csv</w:t>
+      </w:r>
+      <w:r>
+        <w:t xml:space="preserve"> – where it happened (our four area types: </w:t>
+      </w:r>
+      <w:r>
+        <w:rPr>
+          <w:b/>
+          <w:bCs/>
+        </w:rPr>
+        <w:t>Melbourne Urban</w:t>
+      </w:r>
+      <w:r>
+        <w:t xml:space="preserve">, </w:t>
+      </w:r>
+      <w:r>
+        <w:rPr>
+          <w:b/>
+          <w:bCs/>
+        </w:rPr>
+        <w:t>Rural Victoria</w:t>
+      </w:r>
+      <w:r>
+        <w:t xml:space="preserve">, </w:t>
+      </w:r>
+      <w:r>
+        <w:rPr>
+          <w:b/>
+          <w:bCs/>
+        </w:rPr>
+        <w:t>Small Cities</w:t>
+      </w:r>
+      <w:r>
+        <w:t xml:space="preserve">, </w:t>
+      </w:r>
+      <w:r>
+        <w:rPr>
+          <w:b/>
+          <w:bCs/>
+        </w:rPr>
+        <w:t>Towns</w:t>
+      </w:r>
+      <w:r>
+        <w:t>).</w:t>
+      </w:r>
+    </w:p>
+    <w:p>
+      <w:pPr>
+        <w:numPr>
+          <w:ilvl w:val="0"/>
+          <w:numId w:val="1"/>
+        </w:numPr>
+      </w:pPr>
+      <w:r>
+        <w:rPr>
+          <w:b/>
+          <w:bCs/>
+        </w:rPr>
+        <w:t>vehicle.csv</w:t>
+      </w:r>
+      <w:r>
+        <w:t xml:space="preserve"> – who was involved (flags for </w:t>
+      </w:r>
+      <w:r>
+        <w:rPr>
+          <w:b/>
+          <w:bCs/>
+        </w:rPr>
+        <w:t>motorcycle-involved</w:t>
+      </w:r>
+      <w:r>
+        <w:t xml:space="preserve"> and </w:t>
+      </w:r>
+      <w:r>
+        <w:rPr>
+          <w:b/>
+          <w:bCs/>
+        </w:rPr>
+        <w:t>heavy-vehicle-involved</w:t>
+      </w:r>
+      <w:r>
+        <w:t>).</w:t>
+      </w:r>
+    </w:p>
+    <w:p>
+      <w:pPr>
+        <w:numPr>
+          <w:ilvl w:val="0"/>
+          <w:numId w:val="1"/>
+        </w:numPr>
+      </w:pPr>
+      <w:r>
+        <w:rPr>
+          <w:b/>
+          <w:bCs/>
+        </w:rPr>
+        <w:t>road_surface_cond.csv</w:t>
+      </w:r>
+      <w:r>
+        <w:t xml:space="preserve"> and </w:t>
+      </w:r>
+      <w:r>
+        <w:rPr>
+          <w:b/>
+          <w:bCs/>
+        </w:rPr>
+        <w:t>atmospheric_cond.csv</w:t>
+      </w:r>
+      <w:r>
+        <w:t xml:space="preserve"> – the road surface and weather at the time.</w:t>
+      </w:r>
+    </w:p>
+    <w:p>
+      <w:r>
+        <w:t xml:space="preserve">We compared five time windows: </w:t>
+      </w:r>
+      <w:r>
+        <w:rPr>
+          <w:b/>
+          <w:bCs/>
+        </w:rPr>
+        <w:t>2012–14</w:t>
+      </w:r>
+      <w:r>
+        <w:t xml:space="preserve">, </w:t>
+      </w:r>
+      <w:r>
+        <w:rPr>
+          <w:b/>
+          <w:bCs/>
+        </w:rPr>
+        <w:t>2015–17</w:t>
+      </w:r>
+      <w:r>
+        <w:t xml:space="preserve">, </w:t>
+      </w:r>
+      <w:r>
+        <w:rPr>
+          <w:b/>
+          <w:bCs/>
+        </w:rPr>
+        <w:t>2018–20</w:t>
+      </w:r>
+      <w:r>
+        <w:t xml:space="preserve">, </w:t>
+      </w:r>
+      <w:r>
+        <w:rPr>
+          <w:b/>
+          <w:bCs/>
+        </w:rPr>
+        <w:t>2021–23</w:t>
+      </w:r>
+      <w:r>
+        <w:t xml:space="preserve">, </w:t>
+      </w:r>
+      <w:r>
+        <w:rPr>
+          <w:b/>
+          <w:bCs/>
+        </w:rPr>
+        <w:t>2024–25</w:t>
+      </w:r>
+      <w:r>
+        <w:t>.</w:t>
+      </w:r>
+      <w:r>
+        <w:br/>
+        <w:t xml:space="preserve">For every slice we used one easy measure of severity: </w:t>
+      </w:r>
+      <w:r>
+        <w:rPr>
+          <w:b/>
+          <w:bCs/>
+        </w:rPr>
+        <w:t>fatalities per 1,000 crashes</w:t>
+      </w:r>
+      <w:r>
+        <w:t>.</w:t>
+      </w:r>
+      <w:r>
+        <w:br/>
+        <w:t>We also grouped crashes by three practical lenses:</w:t>
+      </w:r>
+    </w:p>
+    <w:p>
+      <w:pPr>
+        <w:numPr>
+          <w:ilvl w:val="0"/>
+          <w:numId w:val="2"/>
+        </w:numPr>
+      </w:pPr>
+      <w:r>
+        <w:rPr>
+          <w:b/>
+          <w:bCs/>
+        </w:rPr>
+        <w:t>Speed limit:</w:t>
+      </w:r>
+      <w:r>
+        <w:t xml:space="preserve"> ≤60, 70–80, ≥90 km/h.</w:t>
+      </w:r>
+    </w:p>
+    <w:p>
+      <w:pPr>
+        <w:numPr>
+          <w:ilvl w:val="0"/>
+          <w:numId w:val="2"/>
+        </w:numPr>
+      </w:pPr>
+      <w:r>
+        <w:rPr>
+          <w:b/>
+          <w:bCs/>
+        </w:rPr>
+        <w:t>Road setting:</w:t>
+      </w:r>
+      <w:r>
+        <w:t xml:space="preserve"> </w:t>
+      </w:r>
+      <w:r>
+        <w:rPr>
+          <w:b/>
+          <w:bCs/>
+        </w:rPr>
+        <w:t>between intersections</w:t>
+      </w:r>
+      <w:r>
+        <w:t xml:space="preserve"> (open road / “not at intersection”) vs </w:t>
+      </w:r>
+      <w:r>
+        <w:rPr>
+          <w:b/>
+          <w:bCs/>
+        </w:rPr>
+        <w:t>at intersections</w:t>
+      </w:r>
+      <w:r>
+        <w:t xml:space="preserve"> (T or Cross).</w:t>
+      </w:r>
+    </w:p>
+    <w:p>
+      <w:pPr>
+        <w:numPr>
+          <w:ilvl w:val="0"/>
+          <w:numId w:val="2"/>
+        </w:numPr>
+      </w:pPr>
+      <w:r>
+        <w:rPr>
+          <w:b/>
+          <w:bCs/>
+        </w:rPr>
+        <w:t>Road users:</w:t>
+      </w:r>
+      <w:r>
+        <w:t xml:space="preserve"> motorcycle-involved vs non-motorcycle; heavy-vehicle-involved vs other-vehicle.</w:t>
+      </w:r>
+    </w:p>
+    <w:p>
+      <w:r>
+        <w:t xml:space="preserve">For each group we always looked at </w:t>
+      </w:r>
+      <w:r>
+        <w:rPr>
+          <w:b/>
+          <w:bCs/>
+        </w:rPr>
+        <w:t>how many crashes</w:t>
+      </w:r>
+      <w:r>
+        <w:t xml:space="preserve"> sit there (its </w:t>
+      </w:r>
+      <w:r>
+        <w:rPr>
+          <w:b/>
+          <w:bCs/>
+        </w:rPr>
+        <w:t>share of crashes</w:t>
+      </w:r>
+      <w:r>
+        <w:t xml:space="preserve">) and </w:t>
+      </w:r>
+      <w:r>
+        <w:rPr>
+          <w:b/>
+          <w:bCs/>
+        </w:rPr>
+        <w:t>how deadly</w:t>
+      </w:r>
+      <w:r>
+        <w:t xml:space="preserve"> it is (fatalities per 1,000). For groups with </w:t>
+      </w:r>
+      <w:r>
+        <w:rPr>
+          <w:b/>
+          <w:bCs/>
+        </w:rPr>
+        <w:t>very few crashes</w:t>
+      </w:r>
+      <w:r>
+        <w:t xml:space="preserve"> (for example, Urban ≥90), we kept them visible but treated the rate as </w:t>
+      </w:r>
+      <w:r>
+        <w:rPr>
+          <w:b/>
+          <w:bCs/>
+        </w:rPr>
+        <w:t>not reliable</w:t>
+      </w:r>
+      <w:r>
+        <w:t>.</w:t>
+      </w:r>
+    </w:p>
+    <w:p>
+      <w:r>
+        <w:pict w14:anchorId="1F8121EA">
+          <v:rect id="_x0000_i1086" style="width:0;height:1.5pt" o:hralign="center" o:hrstd="t" o:hr="t" fillcolor="#a0a0a0" stroked="f"/>
+        </w:pict>
+      </w:r>
+    </w:p>
+    <w:p>
+      <w:pPr>
+        <w:rPr>
+          <w:b/>
+          <w:bCs/>
+        </w:rPr>
+      </w:pPr>
+      <w:r>
+        <w:rPr>
+          <w:b/>
+          <w:bCs/>
+        </w:rPr>
+        <w:t>What we found (same facts, explained more fully)</w:t>
+      </w:r>
+    </w:p>
+    <w:p>
+      <w:pPr>
+        <w:rPr>
+          <w:b/>
+          <w:bCs/>
+        </w:rPr>
+      </w:pPr>
+      <w:r>
+        <w:rPr>
+          <w:b/>
+          <w:bCs/>
+        </w:rPr>
+        <w:t>1) Baseline: the rural gap is real, persistent, and grows again late</w:t>
+      </w:r>
+    </w:p>
+    <w:p>
+      <w:r>
+        <w:t xml:space="preserve">Over the whole timeline, </w:t>
+      </w:r>
+      <w:r>
+        <w:rPr>
+          <w:b/>
+          <w:bCs/>
+        </w:rPr>
+        <w:t>Rural Victoria is always the most deadly</w:t>
+      </w:r>
+      <w:r>
+        <w:t xml:space="preserve">. Fatalities per 1,000 crashes rose from </w:t>
+      </w:r>
+      <w:r>
+        <w:rPr>
+          <w:b/>
+          <w:bCs/>
+        </w:rPr>
+        <w:t>11.85 → 16.06</w:t>
+      </w:r>
+      <w:r>
+        <w:t xml:space="preserve"> in </w:t>
+      </w:r>
+      <w:r>
+        <w:rPr>
+          <w:b/>
+          <w:bCs/>
+        </w:rPr>
+        <w:t>Urban</w:t>
+      </w:r>
+      <w:r>
+        <w:t xml:space="preserve"> areas and from </w:t>
+      </w:r>
+      <w:r>
+        <w:rPr>
+          <w:b/>
+          <w:bCs/>
+        </w:rPr>
+        <w:t>40.79 → 47.57</w:t>
+      </w:r>
+      <w:r>
+        <w:t xml:space="preserve"> in </w:t>
+      </w:r>
+      <w:r>
+        <w:rPr>
+          <w:b/>
+          <w:bCs/>
+        </w:rPr>
+        <w:t>Rural</w:t>
+      </w:r>
+      <w:r>
+        <w:t xml:space="preserve"> between </w:t>
+      </w:r>
+      <w:r>
+        <w:rPr>
+          <w:b/>
+          <w:bCs/>
+        </w:rPr>
+        <w:t>2012–14</w:t>
+      </w:r>
+      <w:r>
+        <w:t xml:space="preserve"> and </w:t>
+      </w:r>
+      <w:r>
+        <w:rPr>
+          <w:b/>
+          <w:bCs/>
+        </w:rPr>
+        <w:t>2024–25</w:t>
+      </w:r>
+      <w:r>
+        <w:t xml:space="preserve">. The gap tightened a little around </w:t>
+      </w:r>
+      <w:r>
+        <w:rPr>
+          <w:b/>
+          <w:bCs/>
+        </w:rPr>
+        <w:t>2018–20</w:t>
+      </w:r>
+      <w:r>
+        <w:t xml:space="preserve">, then </w:t>
+      </w:r>
+      <w:r>
+        <w:rPr>
+          <w:b/>
+          <w:bCs/>
+        </w:rPr>
+        <w:t>opened up again</w:t>
+      </w:r>
+      <w:r>
+        <w:t xml:space="preserve"> after </w:t>
+      </w:r>
+      <w:r>
+        <w:rPr>
+          <w:b/>
+          <w:bCs/>
+        </w:rPr>
+        <w:t>2021</w:t>
+      </w:r>
+      <w:r>
+        <w:t>.</w:t>
+      </w:r>
+      <w:r>
+        <w:br/>
+      </w:r>
+      <w:r>
+        <w:rPr>
+          <w:b/>
+          <w:bCs/>
+        </w:rPr>
         <w:lastRenderedPageBreak/>
-        <w:drawing>
-          <wp:inline distT="0" distB="0" distL="0" distR="0" wp14:anchorId="352BDE23" wp14:editId="2F069BD3">
-            <wp:extent cx="5189517" cy="2825010"/>
-            <wp:effectExtent l="0" t="0" r="0" b="0"/>
-            <wp:docPr id="1760215102" name="Picture 1"/>
-            <wp:cNvGraphicFramePr>
-              <a:graphicFrameLocks xmlns:a="http://schemas.openxmlformats.org/drawingml/2006/main" noChangeAspect="1"/>
-            </wp:cNvGraphicFramePr>
-            <a:graphic xmlns:a="http://schemas.openxmlformats.org/drawingml/2006/main">
-              <a:graphicData uri="http://schemas.openxmlformats.org/drawingml/2006/picture">
-                <pic:pic xmlns:pic="http://schemas.openxmlformats.org/drawingml/2006/picture">
-                  <pic:nvPicPr>
-                    <pic:cNvPr id="1760215102" name=""/>
-                    <pic:cNvPicPr/>
-                  </pic:nvPicPr>
-                  <pic:blipFill>
-                    <a:blip r:embed="rId9"/>
-                    <a:stretch>
-                      <a:fillRect/>
-                    </a:stretch>
-                  </pic:blipFill>
-                  <pic:spPr>
-                    <a:xfrm>
-                      <a:off x="0" y="0"/>
-                      <a:ext cx="5192892" cy="2826847"/>
-                    </a:xfrm>
-                    <a:prstGeom prst="rect">
-                      <a:avLst/>
-                    </a:prstGeom>
-                  </pic:spPr>
-                </pic:pic>
-              </a:graphicData>
-            </a:graphic>
-          </wp:inline>
-        </w:drawing>
-      </w:r>
-    </w:p>
-    <w:p/>
-    <w:p>
-      <w:r>
-        <w:t xml:space="preserve">Step 4 </w:t>
-      </w:r>
-    </w:p>
-    <w:p/>
-    <w:p>
-      <w:r>
-        <w:drawing>
-          <wp:inline distT="0" distB="0" distL="0" distR="0" wp14:anchorId="5A456501" wp14:editId="65BDA97B">
-            <wp:extent cx="5731510" cy="2914015"/>
-            <wp:effectExtent l="0" t="0" r="2540" b="635"/>
-            <wp:docPr id="294634882" name="Picture 1" descr="A graph with red and blue lines&#10;&#10;AI-generated content may be incorrect."/>
-            <wp:cNvGraphicFramePr>
-              <a:graphicFrameLocks xmlns:a="http://schemas.openxmlformats.org/drawingml/2006/main" noChangeAspect="1"/>
-            </wp:cNvGraphicFramePr>
-            <a:graphic xmlns:a="http://schemas.openxmlformats.org/drawingml/2006/main">
-              <a:graphicData uri="http://schemas.openxmlformats.org/drawingml/2006/picture">
-                <pic:pic xmlns:pic="http://schemas.openxmlformats.org/drawingml/2006/picture">
-                  <pic:nvPicPr>
-                    <pic:cNvPr id="294634882" name="Picture 1" descr="A graph with red and blue lines&#10;&#10;AI-generated content may be incorrect."/>
-                    <pic:cNvPicPr/>
-                  </pic:nvPicPr>
-                  <pic:blipFill>
-                    <a:blip r:embed="rId10"/>
-                    <a:stretch>
-                      <a:fillRect/>
-                    </a:stretch>
-                  </pic:blipFill>
-                  <pic:spPr>
-                    <a:xfrm>
-                      <a:off x="0" y="0"/>
-                      <a:ext cx="5731510" cy="2914015"/>
-                    </a:xfrm>
-                    <a:prstGeom prst="rect">
-                      <a:avLst/>
-                    </a:prstGeom>
-                  </pic:spPr>
-                </pic:pic>
-              </a:graphicData>
-            </a:graphic>
-          </wp:inline>
-        </w:drawing>
-      </w:r>
-    </w:p>
-    <w:p/>
-    <w:p/>
-    <w:p>
-      <w:r>
-        <w:t xml:space="preserve">Step 5 </w:t>
-      </w:r>
-    </w:p>
-    <w:p>
-      <w:r>
-        <w:t xml:space="preserve">Cleaning and reparsing to ensure all 5 time periods </w:t>
-      </w:r>
-    </w:p>
-    <w:p>
+        <w:t>Plain meaning:</w:t>
+      </w:r>
+      <w:r>
+        <w:t xml:space="preserve"> we don’t just have one bad year; we have a </w:t>
+      </w:r>
+      <w:r>
+        <w:rPr>
+          <w:b/>
+          <w:bCs/>
+        </w:rPr>
+        <w:t>stable pattern</w:t>
+      </w:r>
+      <w:r>
+        <w:t xml:space="preserve"> that needs explaining and fixing.</w:t>
+      </w:r>
+    </w:p>
+    <w:p>
+      <w:r>
+        <w:pict w14:anchorId="37FEC3E2">
+          <v:rect id="_x0000_i1087" style="width:0;height:1.5pt" o:hralign="center" o:hrstd="t" o:hr="t" fillcolor="#a0a0a0" stroked="f"/>
+        </w:pict>
+      </w:r>
+    </w:p>
+    <w:p>
+      <w:pPr>
+        <w:rPr>
+          <w:b/>
+          <w:bCs/>
+        </w:rPr>
+      </w:pPr>
+      <w:r>
+        <w:rPr>
+          <w:b/>
+          <w:bCs/>
+        </w:rPr>
+        <w:t>2) Speed: higher limits kill more, and Rural has more of that exposure</w:t>
+      </w:r>
+    </w:p>
+    <w:p>
+      <w:r>
+        <w:t xml:space="preserve">In </w:t>
+      </w:r>
+      <w:r>
+        <w:rPr>
+          <w:b/>
+          <w:bCs/>
+        </w:rPr>
+        <w:t>2024–25</w:t>
+      </w:r>
+      <w:r>
+        <w:t>:</w:t>
+      </w:r>
+    </w:p>
+    <w:p>
+      <w:pPr>
+        <w:numPr>
+          <w:ilvl w:val="0"/>
+          <w:numId w:val="3"/>
+        </w:numPr>
+      </w:pPr>
+      <w:r>
+        <w:rPr>
+          <w:b/>
+          <w:bCs/>
+        </w:rPr>
+        <w:t>Rural Victoria</w:t>
+      </w:r>
+      <w:r>
+        <w:t xml:space="preserve"> at </w:t>
+      </w:r>
+      <w:r>
+        <w:rPr>
+          <w:b/>
+          <w:bCs/>
+        </w:rPr>
+        <w:t>≥90 km/h</w:t>
+      </w:r>
+      <w:r>
+        <w:t xml:space="preserve"> sits around </w:t>
+      </w:r>
+      <w:r>
+        <w:rPr>
+          <w:b/>
+          <w:bCs/>
+        </w:rPr>
+        <w:t>86.45 per 1,000</w:t>
+      </w:r>
+      <w:r>
+        <w:t xml:space="preserve">, vs </w:t>
+      </w:r>
+      <w:r>
+        <w:rPr>
+          <w:b/>
+          <w:bCs/>
+        </w:rPr>
+        <w:t>21.62 per 1,000</w:t>
+      </w:r>
+      <w:r>
+        <w:t xml:space="preserve"> at </w:t>
+      </w:r>
+      <w:r>
+        <w:rPr>
+          <w:b/>
+          <w:bCs/>
+        </w:rPr>
+        <w:t>≤60 km/h</w:t>
+      </w:r>
+      <w:r>
+        <w:t xml:space="preserve">. That’s </w:t>
+      </w:r>
+      <w:r>
+        <w:rPr>
+          <w:b/>
+          <w:bCs/>
+        </w:rPr>
+        <w:t>about four times higher</w:t>
+      </w:r>
+      <w:r>
+        <w:t xml:space="preserve"> at the top speed band.</w:t>
+      </w:r>
+    </w:p>
+    <w:p>
+      <w:pPr>
+        <w:numPr>
+          <w:ilvl w:val="0"/>
+          <w:numId w:val="3"/>
+        </w:numPr>
+      </w:pPr>
+      <w:r>
+        <w:rPr>
+          <w:b/>
+          <w:bCs/>
+        </w:rPr>
+        <w:t>Urban</w:t>
+      </w:r>
+      <w:r>
+        <w:t xml:space="preserve"> at </w:t>
+      </w:r>
+      <w:r>
+        <w:rPr>
+          <w:b/>
+          <w:bCs/>
+        </w:rPr>
+        <w:t>≤60 km/h</w:t>
+      </w:r>
+      <w:r>
+        <w:t xml:space="preserve"> is about </w:t>
+      </w:r>
+      <w:r>
+        <w:rPr>
+          <w:b/>
+          <w:bCs/>
+        </w:rPr>
+        <w:t>16.39 per 1,000</w:t>
+      </w:r>
+      <w:r>
+        <w:t xml:space="preserve">; </w:t>
+      </w:r>
+      <w:r>
+        <w:rPr>
+          <w:b/>
+          <w:bCs/>
+        </w:rPr>
+        <w:t>Urban ≥90</w:t>
+      </w:r>
+      <w:r>
+        <w:t xml:space="preserve"> has </w:t>
+      </w:r>
+      <w:r>
+        <w:rPr>
+          <w:b/>
+          <w:bCs/>
+        </w:rPr>
+        <w:t>very few crashes</w:t>
+      </w:r>
+      <w:r>
+        <w:t xml:space="preserve">, so the rate is </w:t>
+      </w:r>
+      <w:r>
+        <w:rPr>
+          <w:b/>
+          <w:bCs/>
+        </w:rPr>
+        <w:t>unstable/near zero</w:t>
+      </w:r>
+      <w:r>
+        <w:t xml:space="preserve"> and should be </w:t>
+      </w:r>
+      <w:r>
+        <w:rPr>
+          <w:b/>
+          <w:bCs/>
+        </w:rPr>
+        <w:t>read with caution</w:t>
+      </w:r>
+      <w:r>
+        <w:t>.</w:t>
+      </w:r>
+    </w:p>
+    <w:p>
+      <w:r>
+        <w:t xml:space="preserve">Across periods, </w:t>
+      </w:r>
+      <w:r>
+        <w:rPr>
+          <w:b/>
+          <w:bCs/>
+        </w:rPr>
+        <w:t>Rural</w:t>
+      </w:r>
+      <w:r>
+        <w:t xml:space="preserve"> and </w:t>
+      </w:r>
+      <w:r>
+        <w:rPr>
+          <w:b/>
+          <w:bCs/>
+        </w:rPr>
+        <w:t>Towns</w:t>
+      </w:r>
+      <w:r>
+        <w:t xml:space="preserve"> have </w:t>
+      </w:r>
+      <w:r>
+        <w:rPr>
+          <w:b/>
+          <w:bCs/>
+        </w:rPr>
+        <w:t>many more crashes in the ≥90 band</w:t>
+      </w:r>
+      <w:r>
+        <w:t xml:space="preserve"> than </w:t>
+      </w:r>
+      <w:r>
+        <w:rPr>
+          <w:b/>
+          <w:bCs/>
+        </w:rPr>
+        <w:t>Melbourne Urban</w:t>
+      </w:r>
+      <w:r>
+        <w:t>.</w:t>
+      </w:r>
+      <w:r>
+        <w:br/>
+      </w:r>
+      <w:r>
+        <w:rPr>
+          <w:b/>
+          <w:bCs/>
+        </w:rPr>
+        <w:t>Why this matters:</w:t>
+      </w:r>
+      <w:r>
+        <w:t xml:space="preserve"> rural areas spend </w:t>
+      </w:r>
+      <w:r>
+        <w:rPr>
+          <w:b/>
+          <w:bCs/>
+        </w:rPr>
+        <w:t>more time</w:t>
+      </w:r>
+      <w:r>
+        <w:t xml:space="preserve"> in the </w:t>
+      </w:r>
+      <w:r>
+        <w:rPr>
+          <w:b/>
+          <w:bCs/>
+        </w:rPr>
+        <w:t>most deadly speed band</w:t>
+      </w:r>
+      <w:r>
+        <w:t xml:space="preserve">, and </w:t>
+      </w:r>
+      <w:r>
+        <w:rPr>
+          <w:b/>
+          <w:bCs/>
+        </w:rPr>
+        <w:t>that band is much deadlier</w:t>
+      </w:r>
+      <w:r>
+        <w:t xml:space="preserve"> everywhere. Speed alone explains a </w:t>
+      </w:r>
+      <w:r>
+        <w:rPr>
+          <w:b/>
+          <w:bCs/>
+        </w:rPr>
+        <w:t>large part</w:t>
+      </w:r>
+      <w:r>
+        <w:t xml:space="preserve"> of the rural severity premium.</w:t>
+      </w:r>
+    </w:p>
+    <w:p>
+      <w:r>
+        <w:pict w14:anchorId="43AD7F95">
+          <v:rect id="_x0000_i1088" style="width:0;height:1.5pt" o:hralign="center" o:hrstd="t" o:hr="t" fillcolor="#a0a0a0" stroked="f"/>
+        </w:pict>
+      </w:r>
+    </w:p>
+    <w:p>
+      <w:pPr>
+        <w:rPr>
+          <w:b/>
+          <w:bCs/>
+        </w:rPr>
+      </w:pPr>
+      <w:r>
+        <w:rPr>
+          <w:b/>
+          <w:bCs/>
+        </w:rPr>
+        <w:t>3) Road setting: open road (mid-block) is where severity concentrates</w:t>
+      </w:r>
+    </w:p>
+    <w:p>
+      <w:r>
+        <w:t xml:space="preserve">In </w:t>
+      </w:r>
+      <w:r>
+        <w:rPr>
+          <w:b/>
+          <w:bCs/>
+        </w:rPr>
+        <w:t>2024–25</w:t>
+      </w:r>
+      <w:r>
+        <w:t xml:space="preserve"> (Rural Victoria):</w:t>
+      </w:r>
+    </w:p>
+    <w:p>
+      <w:pPr>
+        <w:numPr>
+          <w:ilvl w:val="0"/>
+          <w:numId w:val="4"/>
+        </w:numPr>
+      </w:pPr>
+      <w:r>
+        <w:rPr>
+          <w:b/>
+          <w:bCs/>
+        </w:rPr>
+        <w:t>“Not at intersection” (open road / mid-block)</w:t>
+      </w:r>
+      <w:r>
+        <w:t xml:space="preserve"> ≈ </w:t>
+      </w:r>
+      <w:r>
+        <w:rPr>
+          <w:b/>
+          <w:bCs/>
+        </w:rPr>
+        <w:t>57.22 per 1,000</w:t>
+      </w:r>
+      <w:r>
+        <w:t>.</w:t>
+      </w:r>
+    </w:p>
+    <w:p>
+      <w:pPr>
+        <w:numPr>
+          <w:ilvl w:val="0"/>
+          <w:numId w:val="4"/>
+        </w:numPr>
+      </w:pPr>
+      <w:r>
+        <w:rPr>
+          <w:b/>
+          <w:bCs/>
+        </w:rPr>
+        <w:t>T/Cross intersections</w:t>
+      </w:r>
+      <w:r>
+        <w:t xml:space="preserve"> ≈ </w:t>
+      </w:r>
+      <w:r>
+        <w:rPr>
+          <w:b/>
+          <w:bCs/>
+        </w:rPr>
+        <w:t>22.06–24.39 per 1,000</w:t>
+      </w:r>
+      <w:r>
+        <w:t>.</w:t>
+      </w:r>
+    </w:p>
+    <w:p>
+      <w:r>
+        <w:t xml:space="preserve">Rural networks also have </w:t>
+      </w:r>
+      <w:r>
+        <w:rPr>
+          <w:b/>
+          <w:bCs/>
+        </w:rPr>
+        <w:t>more of their crashes</w:t>
+      </w:r>
+      <w:r>
+        <w:t xml:space="preserve"> on open-road stretches than cities do.</w:t>
+      </w:r>
+      <w:r>
+        <w:br/>
+      </w:r>
+      <w:r>
+        <w:rPr>
+          <w:b/>
+          <w:bCs/>
+        </w:rPr>
+        <w:t>Why this matters:</w:t>
+      </w:r>
+      <w:r>
+        <w:t xml:space="preserve"> the worst harm sits on </w:t>
+      </w:r>
+      <w:r>
+        <w:rPr>
+          <w:b/>
+          <w:bCs/>
+        </w:rPr>
+        <w:t>mid-block high-speed corridors</w:t>
+      </w:r>
+      <w:r>
+        <w:t xml:space="preserve">. When you combine </w:t>
+      </w:r>
+      <w:r>
+        <w:rPr>
+          <w:b/>
+          <w:bCs/>
+        </w:rPr>
+        <w:t>riskier setting</w:t>
+      </w:r>
+      <w:r>
+        <w:t xml:space="preserve"> with </w:t>
+      </w:r>
+      <w:r>
+        <w:rPr>
+          <w:b/>
+          <w:bCs/>
+        </w:rPr>
+        <w:t>more exposure</w:t>
+      </w:r>
+      <w:r>
+        <w:t>, the gap grows.</w:t>
+      </w:r>
+    </w:p>
+    <w:p>
+      <w:r>
+        <w:pict w14:anchorId="72043FBB">
+          <v:rect id="_x0000_i1089" style="width:0;height:1.5pt" o:hralign="center" o:hrstd="t" o:hr="t" fillcolor="#a0a0a0" stroked="f"/>
+        </w:pict>
+      </w:r>
+    </w:p>
+    <w:p>
+      <w:pPr>
+        <w:rPr>
+          <w:b/>
+          <w:bCs/>
+        </w:rPr>
+      </w:pPr>
+      <w:r>
+        <w:rPr>
+          <w:b/>
+          <w:bCs/>
+        </w:rPr>
+        <w:t>4) Vehicle mix: motorcycles and heavy vehicles add extra risk in those same spots</w:t>
+      </w:r>
+    </w:p>
+    <w:p>
+      <w:r>
+        <w:rPr>
+          <w:b/>
+          <w:bCs/>
+        </w:rPr>
+        <w:t>Motorcycles (2024–25).</w:t>
+      </w:r>
+    </w:p>
+    <w:p>
+      <w:pPr>
+        <w:numPr>
+          <w:ilvl w:val="0"/>
+          <w:numId w:val="5"/>
+        </w:numPr>
+      </w:pPr>
+      <w:r>
+        <w:t xml:space="preserve">Share of crashes: </w:t>
+      </w:r>
+      <w:r>
+        <w:rPr>
+          <w:b/>
+          <w:bCs/>
+        </w:rPr>
+        <w:t>22.33% Rural</w:t>
+      </w:r>
+      <w:r>
+        <w:t xml:space="preserve"> vs </w:t>
+      </w:r>
+      <w:r>
+        <w:rPr>
+          <w:b/>
+          <w:bCs/>
+        </w:rPr>
+        <w:t>10.79% Urban</w:t>
+      </w:r>
+      <w:r>
+        <w:t>.</w:t>
+      </w:r>
+    </w:p>
+    <w:p>
+      <w:pPr>
+        <w:numPr>
+          <w:ilvl w:val="0"/>
+          <w:numId w:val="5"/>
+        </w:numPr>
+      </w:pPr>
+      <w:r>
+        <w:t xml:space="preserve">Fatality rate: </w:t>
+      </w:r>
+      <w:r>
+        <w:rPr>
+          <w:b/>
+          <w:bCs/>
+        </w:rPr>
+        <w:t>~56.52 (Rural)</w:t>
+      </w:r>
+      <w:r>
+        <w:t xml:space="preserve"> vs </w:t>
+      </w:r>
+      <w:r>
+        <w:rPr>
+          <w:b/>
+          <w:bCs/>
+        </w:rPr>
+        <w:t>38.22 (Urban)</w:t>
+      </w:r>
+      <w:r>
+        <w:t xml:space="preserve"> per 1,000.</w:t>
+      </w:r>
+      <w:r>
+        <w:br/>
+        <w:t xml:space="preserve">Where it’s </w:t>
+      </w:r>
+      <w:r>
+        <w:rPr>
+          <w:b/>
+          <w:bCs/>
+        </w:rPr>
+        <w:t>≥90 km/h</w:t>
+      </w:r>
+      <w:r>
+        <w:t xml:space="preserve"> and </w:t>
+      </w:r>
+      <w:r>
+        <w:rPr>
+          <w:b/>
+          <w:bCs/>
+        </w:rPr>
+        <w:t>open road</w:t>
+      </w:r>
+      <w:r>
+        <w:t xml:space="preserve">, motorcycle fatality rates are often </w:t>
+      </w:r>
+      <w:r>
+        <w:rPr>
+          <w:b/>
+          <w:bCs/>
+        </w:rPr>
+        <w:t>several times</w:t>
+      </w:r>
+      <w:r>
+        <w:t xml:space="preserve"> higher than non-motorcycle.</w:t>
+      </w:r>
+      <w:r>
+        <w:br/>
+      </w:r>
+      <w:r>
+        <w:rPr>
+          <w:b/>
+          <w:bCs/>
+        </w:rPr>
+        <w:t>Meaning:</w:t>
+      </w:r>
+      <w:r>
+        <w:t xml:space="preserve"> even at a modest share, motorcycles </w:t>
+      </w:r>
+      <w:r>
+        <w:rPr>
+          <w:b/>
+          <w:bCs/>
+        </w:rPr>
+        <w:t>punch above their weight</w:t>
+      </w:r>
+      <w:r>
+        <w:t xml:space="preserve"> in deaths, especially on </w:t>
+      </w:r>
+      <w:r>
+        <w:rPr>
+          <w:b/>
+          <w:bCs/>
+        </w:rPr>
+        <w:t>fast open roads</w:t>
+      </w:r>
+      <w:r>
+        <w:t>.</w:t>
+      </w:r>
+    </w:p>
+    <w:p>
+      <w:r>
+        <w:rPr>
+          <w:b/>
+          <w:bCs/>
+        </w:rPr>
+        <w:t>Heavy vehicles (2024–25).</w:t>
+      </w:r>
+    </w:p>
+    <w:p>
+      <w:pPr>
+        <w:numPr>
+          <w:ilvl w:val="0"/>
+          <w:numId w:val="6"/>
+        </w:numPr>
+      </w:pPr>
       <w:r>
         <w:lastRenderedPageBreak/>
-        <w:drawing>
-          <wp:inline distT="0" distB="0" distL="0" distR="0" wp14:anchorId="447A934F" wp14:editId="0AF87216">
-            <wp:extent cx="2276492" cy="1323985"/>
-            <wp:effectExtent l="0" t="0" r="9525" b="9525"/>
-            <wp:docPr id="321826539" name="Picture 1" descr="A screenshot of a computer code&#10;&#10;AI-generated content may be incorrect."/>
-            <wp:cNvGraphicFramePr>
-              <a:graphicFrameLocks xmlns:a="http://schemas.openxmlformats.org/drawingml/2006/main" noChangeAspect="1"/>
-            </wp:cNvGraphicFramePr>
-            <a:graphic xmlns:a="http://schemas.openxmlformats.org/drawingml/2006/main">
-              <a:graphicData uri="http://schemas.openxmlformats.org/drawingml/2006/picture">
-                <pic:pic xmlns:pic="http://schemas.openxmlformats.org/drawingml/2006/picture">
-                  <pic:nvPicPr>
-                    <pic:cNvPr id="321826539" name="Picture 1" descr="A screenshot of a computer code&#10;&#10;AI-generated content may be incorrect."/>
-                    <pic:cNvPicPr/>
-                  </pic:nvPicPr>
-                  <pic:blipFill>
-                    <a:blip r:embed="rId11"/>
-                    <a:stretch>
-                      <a:fillRect/>
-                    </a:stretch>
-                  </pic:blipFill>
-                  <pic:spPr>
-                    <a:xfrm>
-                      <a:off x="0" y="0"/>
-                      <a:ext cx="2276492" cy="1323985"/>
-                    </a:xfrm>
-                    <a:prstGeom prst="rect">
-                      <a:avLst/>
-                    </a:prstGeom>
-                  </pic:spPr>
-                </pic:pic>
-              </a:graphicData>
-            </a:graphic>
-          </wp:inline>
-        </w:drawing>
-      </w:r>
-    </w:p>
-    <w:p/>
-    <w:p>
-      <w:r>
-        <w:t xml:space="preserve">Cleaning posted speed limits </w:t>
-      </w:r>
-    </w:p>
-    <w:p>
-      <w:r>
-        <w:drawing>
-          <wp:inline distT="0" distB="0" distL="0" distR="0" wp14:anchorId="6A1A8A94" wp14:editId="57EE755B">
-            <wp:extent cx="2324117" cy="1343035"/>
-            <wp:effectExtent l="0" t="0" r="0" b="9525"/>
-            <wp:docPr id="359168991" name="Picture 1" descr="A screenshot of a computer code&#10;&#10;AI-generated content may be incorrect."/>
-            <wp:cNvGraphicFramePr>
-              <a:graphicFrameLocks xmlns:a="http://schemas.openxmlformats.org/drawingml/2006/main" noChangeAspect="1"/>
-            </wp:cNvGraphicFramePr>
-            <a:graphic xmlns:a="http://schemas.openxmlformats.org/drawingml/2006/main">
-              <a:graphicData uri="http://schemas.openxmlformats.org/drawingml/2006/picture">
-                <pic:pic xmlns:pic="http://schemas.openxmlformats.org/drawingml/2006/picture">
-                  <pic:nvPicPr>
-                    <pic:cNvPr id="359168991" name="Picture 1" descr="A screenshot of a computer code&#10;&#10;AI-generated content may be incorrect."/>
-                    <pic:cNvPicPr/>
-                  </pic:nvPicPr>
-                  <pic:blipFill>
-                    <a:blip r:embed="rId12"/>
-                    <a:stretch>
-                      <a:fillRect/>
-                    </a:stretch>
-                  </pic:blipFill>
-                  <pic:spPr>
-                    <a:xfrm>
-                      <a:off x="0" y="0"/>
-                      <a:ext cx="2324117" cy="1343035"/>
-                    </a:xfrm>
-                    <a:prstGeom prst="rect">
-                      <a:avLst/>
-                    </a:prstGeom>
-                  </pic:spPr>
-                </pic:pic>
-              </a:graphicData>
-            </a:graphic>
-          </wp:inline>
-        </w:drawing>
-      </w:r>
-    </w:p>
-    <w:p/>
-    <w:p>
-      <w:r>
-        <w:t>Fatalities rate by speed limits in all periods in urban vs rural</w:t>
-      </w:r>
-    </w:p>
-    <w:p>
-      <w:r>
-        <w:drawing>
-          <wp:inline distT="0" distB="0" distL="0" distR="0" wp14:anchorId="6F1921CA" wp14:editId="58885EE1">
-            <wp:extent cx="5731510" cy="3376930"/>
-            <wp:effectExtent l="0" t="0" r="2540" b="0"/>
-            <wp:docPr id="813953591" name="Picture 1" descr="A screenshot of a graph&#10;&#10;AI-generated content may be incorrect."/>
-            <wp:cNvGraphicFramePr>
-              <a:graphicFrameLocks xmlns:a="http://schemas.openxmlformats.org/drawingml/2006/main" noChangeAspect="1"/>
-            </wp:cNvGraphicFramePr>
-            <a:graphic xmlns:a="http://schemas.openxmlformats.org/drawingml/2006/main">
-              <a:graphicData uri="http://schemas.openxmlformats.org/drawingml/2006/picture">
-                <pic:pic xmlns:pic="http://schemas.openxmlformats.org/drawingml/2006/picture">
-                  <pic:nvPicPr>
-                    <pic:cNvPr id="813953591" name="Picture 1" descr="A screenshot of a graph&#10;&#10;AI-generated content may be incorrect."/>
-                    <pic:cNvPicPr/>
-                  </pic:nvPicPr>
-                  <pic:blipFill>
-                    <a:blip r:embed="rId13"/>
-                    <a:stretch>
-                      <a:fillRect/>
-                    </a:stretch>
-                  </pic:blipFill>
-                  <pic:spPr>
-                    <a:xfrm>
-                      <a:off x="0" y="0"/>
-                      <a:ext cx="5731510" cy="3376930"/>
-                    </a:xfrm>
-                    <a:prstGeom prst="rect">
-                      <a:avLst/>
-                    </a:prstGeom>
-                  </pic:spPr>
-                </pic:pic>
-              </a:graphicData>
-            </a:graphic>
-          </wp:inline>
-        </w:drawing>
-      </w:r>
-    </w:p>
-    <w:p/>
-    <w:p>
-      <w:r>
+        <w:t xml:space="preserve">Share of crashes is </w:t>
+      </w:r>
+      <w:r>
+        <w:rPr>
+          <w:b/>
+          <w:bCs/>
+        </w:rPr>
+        <w:t>similar</w:t>
+      </w:r>
+      <w:r>
+        <w:t xml:space="preserve"> (</w:t>
+      </w:r>
+      <w:r>
+        <w:rPr>
+          <w:b/>
+          <w:bCs/>
+        </w:rPr>
+        <w:t>3.79% Rural</w:t>
+      </w:r>
+      <w:r>
+        <w:t xml:space="preserve">, </w:t>
+      </w:r>
+      <w:r>
+        <w:rPr>
+          <w:b/>
+          <w:bCs/>
+        </w:rPr>
+        <w:t>3.50% Urban</w:t>
+      </w:r>
+      <w:r>
+        <w:t>).</w:t>
+      </w:r>
+    </w:p>
+    <w:p>
+      <w:pPr>
+        <w:numPr>
+          <w:ilvl w:val="0"/>
+          <w:numId w:val="6"/>
+        </w:numPr>
+      </w:pPr>
+      <w:r>
+        <w:t xml:space="preserve">Fatality rate differs by </w:t>
+      </w:r>
+      <w:r>
+        <w:rPr>
+          <w:b/>
+          <w:bCs/>
+        </w:rPr>
+        <w:t>context</w:t>
+      </w:r>
+      <w:r>
+        <w:t xml:space="preserve">: </w:t>
+      </w:r>
+      <w:r>
+        <w:rPr>
+          <w:b/>
+          <w:bCs/>
+        </w:rPr>
+        <w:t>~51.28 Rural</w:t>
+      </w:r>
+      <w:r>
+        <w:t xml:space="preserve"> vs </w:t>
+      </w:r>
+      <w:r>
+        <w:rPr>
+          <w:b/>
+          <w:bCs/>
+        </w:rPr>
+        <w:t>58.82 Urban</w:t>
+      </w:r>
+      <w:r>
+        <w:t xml:space="preserve"> per 1,000, with the worst outcomes on </w:t>
+      </w:r>
+      <w:r>
+        <w:rPr>
+          <w:b/>
+          <w:bCs/>
+        </w:rPr>
+        <w:t>mid-block rural links</w:t>
+      </w:r>
+      <w:r>
+        <w:t xml:space="preserve"> (passing, fatigue, and road standard issues).</w:t>
+      </w:r>
+      <w:r>
+        <w:br/>
+      </w:r>
+      <w:r>
+        <w:rPr>
+          <w:b/>
+          <w:bCs/>
+        </w:rPr>
+        <w:t>Meaning:</w:t>
+      </w:r>
+      <w:r>
+        <w:t xml:space="preserve"> heavy-vehicle harm </w:t>
+      </w:r>
+      <w:r>
+        <w:rPr>
+          <w:b/>
+          <w:bCs/>
+        </w:rPr>
+        <w:t>clusters</w:t>
+      </w:r>
+      <w:r>
+        <w:t xml:space="preserve"> on the same </w:t>
+      </w:r>
+      <w:r>
+        <w:rPr>
+          <w:b/>
+          <w:bCs/>
+        </w:rPr>
+        <w:t>high-speed corridors</w:t>
+      </w:r>
+      <w:r>
+        <w:t>, so fixing those corridors pays twice.</w:t>
+      </w:r>
+    </w:p>
+    <w:p>
+      <w:r>
+        <w:pict w14:anchorId="280DE983">
+          <v:rect id="_x0000_i1090" style="width:0;height:1.5pt" o:hralign="center" o:hrstd="t" o:hr="t" fillcolor="#a0a0a0" stroked="f"/>
+        </w:pict>
+      </w:r>
+    </w:p>
+    <w:p>
+      <w:pPr>
+        <w:rPr>
+          <w:b/>
+          <w:bCs/>
+        </w:rPr>
+      </w:pPr>
+      <w:r>
+        <w:rPr>
+          <w:b/>
+          <w:bCs/>
+        </w:rPr>
+        <w:t>5) Lighting, surface, weather: important amplifiers, not the root cause</w:t>
+      </w:r>
+    </w:p>
+    <w:p>
+      <w:pPr>
+        <w:numPr>
+          <w:ilvl w:val="0"/>
+          <w:numId w:val="7"/>
+        </w:numPr>
+      </w:pPr>
+      <w:r>
+        <w:rPr>
+          <w:b/>
+          <w:bCs/>
+        </w:rPr>
+        <w:t>Lighting:</w:t>
+      </w:r>
+      <w:r>
+        <w:t xml:space="preserve"> </w:t>
+      </w:r>
+      <w:r>
+        <w:rPr>
+          <w:b/>
+          <w:bCs/>
+        </w:rPr>
+        <w:t>Dark–Unlighted</w:t>
+      </w:r>
+      <w:r>
+        <w:t xml:space="preserve"> is worse than daylight/lighted, but </w:t>
+      </w:r>
+      <w:r>
+        <w:rPr>
+          <w:b/>
+          <w:bCs/>
+        </w:rPr>
+        <w:t>many rural deaths still occur in daylight</w:t>
+      </w:r>
+      <w:r>
+        <w:t xml:space="preserve"> because most rural driving is </w:t>
+      </w:r>
+      <w:r>
+        <w:rPr>
+          <w:b/>
+          <w:bCs/>
+        </w:rPr>
+        <w:t>daytime on open roads</w:t>
+      </w:r>
+      <w:r>
+        <w:t>.</w:t>
+      </w:r>
+    </w:p>
+    <w:p>
+      <w:pPr>
+        <w:numPr>
+          <w:ilvl w:val="0"/>
+          <w:numId w:val="7"/>
+        </w:numPr>
+      </w:pPr>
+      <w:r>
+        <w:rPr>
+          <w:b/>
+          <w:bCs/>
+        </w:rPr>
+        <w:t>Surface:</w:t>
+      </w:r>
+      <w:r>
+        <w:t xml:space="preserve"> </w:t>
+      </w:r>
+      <w:r>
+        <w:rPr>
+          <w:b/>
+          <w:bCs/>
+        </w:rPr>
+        <w:t>Loose/Gravel</w:t>
+      </w:r>
+      <w:r>
+        <w:t xml:space="preserve"> and </w:t>
+      </w:r>
+      <w:r>
+        <w:rPr>
+          <w:b/>
+          <w:bCs/>
+        </w:rPr>
+        <w:t>Oil/Mud/Debris</w:t>
+      </w:r>
+      <w:r>
+        <w:t xml:space="preserve"> show </w:t>
+      </w:r>
+      <w:r>
+        <w:rPr>
+          <w:b/>
+          <w:bCs/>
+        </w:rPr>
+        <w:t>higher fatality rates</w:t>
+      </w:r>
+      <w:r>
+        <w:t xml:space="preserve"> where they occur (often rural) but these buckets are </w:t>
+      </w:r>
+      <w:r>
+        <w:rPr>
+          <w:b/>
+          <w:bCs/>
+        </w:rPr>
+        <w:t>small</w:t>
+      </w:r>
+      <w:r>
+        <w:t xml:space="preserve">. Use them as </w:t>
+      </w:r>
+      <w:r>
+        <w:rPr>
+          <w:b/>
+          <w:bCs/>
+        </w:rPr>
+        <w:t>red flags to investigate</w:t>
+      </w:r>
+      <w:r>
+        <w:t>.</w:t>
+      </w:r>
+    </w:p>
+    <w:p>
+      <w:pPr>
+        <w:numPr>
+          <w:ilvl w:val="0"/>
+          <w:numId w:val="7"/>
+        </w:numPr>
+      </w:pPr>
+      <w:r>
+        <w:rPr>
+          <w:b/>
+          <w:bCs/>
+        </w:rPr>
+        <w:t>Weather:</w:t>
+      </w:r>
+      <w:r>
+        <w:t xml:space="preserve"> a few </w:t>
+      </w:r>
+      <w:r>
+        <w:rPr>
+          <w:b/>
+          <w:bCs/>
+        </w:rPr>
+        <w:t>wind/dust</w:t>
+      </w:r>
+      <w:r>
+        <w:t xml:space="preserve"> spikes appear in </w:t>
+      </w:r>
+      <w:r>
+        <w:rPr>
+          <w:b/>
+          <w:bCs/>
+        </w:rPr>
+        <w:t>small numbers</w:t>
+      </w:r>
+      <w:r>
+        <w:t xml:space="preserve">; most crashes—and deaths—happen in </w:t>
+      </w:r>
+      <w:r>
+        <w:rPr>
+          <w:b/>
+          <w:bCs/>
+        </w:rPr>
+        <w:t>fine conditions</w:t>
+      </w:r>
+      <w:r>
+        <w:t>.</w:t>
+      </w:r>
+      <w:r>
+        <w:br/>
+      </w:r>
+      <w:r>
+        <w:rPr>
+          <w:b/>
+          <w:bCs/>
+        </w:rPr>
+        <w:t>Meaning:</w:t>
+      </w:r>
+      <w:r>
+        <w:t xml:space="preserve"> these factors </w:t>
+      </w:r>
+      <w:r>
+        <w:rPr>
+          <w:b/>
+          <w:bCs/>
+        </w:rPr>
+        <w:t>raise risk at the edges</w:t>
+      </w:r>
+      <w:r>
+        <w:t xml:space="preserve">; the </w:t>
+      </w:r>
+      <w:r>
+        <w:rPr>
+          <w:b/>
+          <w:bCs/>
+        </w:rPr>
+        <w:t>core rural gap</w:t>
+      </w:r>
+      <w:r>
+        <w:t xml:space="preserve"> comes from </w:t>
+      </w:r>
+      <w:r>
+        <w:rPr>
+          <w:b/>
+          <w:bCs/>
+        </w:rPr>
+        <w:t>speed + open road + who is on the road</w:t>
+      </w:r>
+      <w:r>
+        <w:t>.</w:t>
+      </w:r>
+    </w:p>
+    <w:p>
+      <w:r>
+        <w:pict w14:anchorId="38C414BE">
+          <v:rect id="_x0000_i1091" style="width:0;height:1.5pt" o:hralign="center" o:hrstd="t" o:hr="t" fillcolor="#a0a0a0" stroked="f"/>
+        </w:pict>
+      </w:r>
+    </w:p>
+    <w:p>
+      <w:pPr>
+        <w:rPr>
+          <w:b/>
+          <w:bCs/>
+        </w:rPr>
+      </w:pPr>
+      <w:r>
+        <w:rPr>
+          <w:b/>
+          <w:bCs/>
+        </w:rPr>
+        <w:t>What it means (the story in one piece)</w:t>
+      </w:r>
+    </w:p>
+    <w:p>
+      <w:r>
+        <w:t xml:space="preserve">Rural Victoria’s higher death rate is </w:t>
+      </w:r>
+      <w:r>
+        <w:rPr>
+          <w:b/>
+          <w:bCs/>
+        </w:rPr>
+        <w:t>not random</w:t>
+      </w:r>
+      <w:r>
+        <w:t xml:space="preserve">. It comes mainly from </w:t>
+      </w:r>
+      <w:r>
+        <w:rPr>
+          <w:b/>
+          <w:bCs/>
+        </w:rPr>
+        <w:t>more driving and crashing on high-speed, between-intersection roads</w:t>
+      </w:r>
+      <w:r>
+        <w:t xml:space="preserve">, plus a </w:t>
+      </w:r>
+      <w:r>
+        <w:rPr>
+          <w:b/>
+          <w:bCs/>
+        </w:rPr>
+        <w:t>road-user mix</w:t>
+      </w:r>
+      <w:r>
+        <w:t xml:space="preserve"> (motorcycles and heavy vehicles) that is </w:t>
+      </w:r>
+      <w:r>
+        <w:rPr>
+          <w:b/>
+          <w:bCs/>
+        </w:rPr>
+        <w:t>more fragile</w:t>
+      </w:r>
+      <w:r>
+        <w:t xml:space="preserve"> in those same places. If we </w:t>
+      </w:r>
+      <w:r>
+        <w:rPr>
+          <w:b/>
+          <w:bCs/>
+        </w:rPr>
+        <w:t>change that mix</w:t>
+      </w:r>
+      <w:r>
+        <w:t xml:space="preserve">—manage speed and protect mid-block corridors, then target motorcycle and heavy-vehicle risks—the rural–urban severity gap will </w:t>
+      </w:r>
+      <w:r>
+        <w:rPr>
+          <w:b/>
+          <w:bCs/>
+        </w:rPr>
+        <w:t>shrink</w:t>
+      </w:r>
+      <w:r>
+        <w:t>.</w:t>
+      </w:r>
+    </w:p>
+    <w:p>
+      <w:r>
+        <w:pict w14:anchorId="555C81CE">
+          <v:rect id="_x0000_i1092" style="width:0;height:1.5pt" o:hralign="center" o:hrstd="t" o:hr="t" fillcolor="#a0a0a0" stroked="f"/>
+        </w:pict>
+      </w:r>
+    </w:p>
+    <w:p>
+      <w:pPr>
+        <w:rPr>
+          <w:b/>
+          <w:bCs/>
+        </w:rPr>
+      </w:pPr>
+      <w:r>
+        <w:rPr>
+          <w:b/>
+          <w:bCs/>
+        </w:rPr>
+        <w:t>What to do first (practical fixes that match the data)</w:t>
+      </w:r>
+    </w:p>
+    <w:p>
+      <w:r>
+        <w:rPr>
+          <w:b/>
+          <w:bCs/>
+        </w:rPr>
+        <w:t>1) High-speed open-road program (≥90 km/h).</w:t>
+      </w:r>
+      <w:r>
+        <w:br/>
+        <w:t xml:space="preserve">Review limits on the worst mid-block links; add </w:t>
+      </w:r>
+      <w:r>
+        <w:rPr>
+          <w:b/>
+          <w:bCs/>
+        </w:rPr>
+        <w:t>point-to-point cameras</w:t>
+      </w:r>
+      <w:r>
+        <w:t xml:space="preserve">; use </w:t>
+      </w:r>
+      <w:r>
+        <w:rPr>
+          <w:b/>
+          <w:bCs/>
+        </w:rPr>
+        <w:t>time-based lower limits</w:t>
+      </w:r>
+      <w:r>
+        <w:t xml:space="preserve"> at dusk/dawn and holiday peaks. Make roads more forgiving: </w:t>
+      </w:r>
+      <w:r>
+        <w:rPr>
+          <w:b/>
+          <w:bCs/>
+        </w:rPr>
+        <w:t>median/edge barriers</w:t>
+      </w:r>
+      <w:r>
+        <w:t xml:space="preserve">, </w:t>
+      </w:r>
+      <w:r>
+        <w:rPr>
+          <w:b/>
+          <w:bCs/>
+        </w:rPr>
+        <w:t>sealed &amp; wider shoulders</w:t>
+      </w:r>
+      <w:r>
+        <w:t xml:space="preserve">, </w:t>
+      </w:r>
+      <w:r>
+        <w:rPr>
+          <w:b/>
+          <w:bCs/>
+        </w:rPr>
+        <w:t>rumble strips</w:t>
+      </w:r>
+      <w:r>
+        <w:t xml:space="preserve">, </w:t>
+      </w:r>
+      <w:r>
+        <w:rPr>
+          <w:b/>
+          <w:bCs/>
+        </w:rPr>
+        <w:t>clear zones</w:t>
+      </w:r>
+      <w:r>
+        <w:t xml:space="preserve">, better </w:t>
+      </w:r>
+      <w:r>
+        <w:rPr>
+          <w:b/>
+          <w:bCs/>
+        </w:rPr>
+        <w:t>curve warnings</w:t>
+      </w:r>
+      <w:r>
+        <w:t xml:space="preserve"> and </w:t>
+      </w:r>
+      <w:r>
+        <w:rPr>
+          <w:b/>
+          <w:bCs/>
+        </w:rPr>
+        <w:t>bright, reflective line-marking</w:t>
+      </w:r>
+      <w:r>
+        <w:t>.</w:t>
+      </w:r>
+    </w:p>
+    <w:p>
+      <w:r>
+        <w:rPr>
+          <w:b/>
+          <w:bCs/>
+        </w:rPr>
+        <w:t>2) Stop run-off-road deaths.</w:t>
+      </w:r>
+      <w:r>
+        <w:br/>
+        <w:t xml:space="preserve">Lay </w:t>
+      </w:r>
+      <w:r>
+        <w:rPr>
+          <w:b/>
+          <w:bCs/>
+        </w:rPr>
+        <w:t>high-friction surfaces</w:t>
+      </w:r>
+      <w:r>
+        <w:t xml:space="preserve"> on bends and known blackspots; upgrade guardrails; remove or protect </w:t>
+      </w:r>
+      <w:r>
+        <w:rPr>
+          <w:b/>
+          <w:bCs/>
+        </w:rPr>
+        <w:t>roadside hazards</w:t>
+      </w:r>
+      <w:r>
+        <w:t xml:space="preserve"> so a mistake isn’t fatal.</w:t>
+      </w:r>
+    </w:p>
+    <w:p>
+      <w:r>
+        <w:rPr>
+          <w:b/>
+          <w:bCs/>
+        </w:rPr>
         <w:lastRenderedPageBreak/>
-        <w:drawing>
-          <wp:inline distT="0" distB="0" distL="0" distR="0" wp14:anchorId="5805C153" wp14:editId="61A05202">
-            <wp:extent cx="5731510" cy="3329305"/>
-            <wp:effectExtent l="0" t="0" r="2540" b="4445"/>
-            <wp:docPr id="1978865088" name="Picture 1" descr="A graph with red and blue dots&#10;&#10;AI-generated content may be incorrect."/>
-            <wp:cNvGraphicFramePr>
-              <a:graphicFrameLocks xmlns:a="http://schemas.openxmlformats.org/drawingml/2006/main" noChangeAspect="1"/>
-            </wp:cNvGraphicFramePr>
-            <a:graphic xmlns:a="http://schemas.openxmlformats.org/drawingml/2006/main">
-              <a:graphicData uri="http://schemas.openxmlformats.org/drawingml/2006/picture">
-                <pic:pic xmlns:pic="http://schemas.openxmlformats.org/drawingml/2006/picture">
-                  <pic:nvPicPr>
-                    <pic:cNvPr id="1978865088" name="Picture 1" descr="A graph with red and blue dots&#10;&#10;AI-generated content may be incorrect."/>
-                    <pic:cNvPicPr/>
-                  </pic:nvPicPr>
-                  <pic:blipFill>
-                    <a:blip r:embed="rId14"/>
-                    <a:stretch>
-                      <a:fillRect/>
-                    </a:stretch>
-                  </pic:blipFill>
-                  <pic:spPr>
-                    <a:xfrm>
-                      <a:off x="0" y="0"/>
-                      <a:ext cx="5731510" cy="3329305"/>
-                    </a:xfrm>
-                    <a:prstGeom prst="rect">
-                      <a:avLst/>
-                    </a:prstGeom>
-                  </pic:spPr>
-                </pic:pic>
-              </a:graphicData>
-            </a:graphic>
-          </wp:inline>
-        </w:drawing>
-      </w:r>
-    </w:p>
-    <w:p/>
-    <w:p/>
-    <w:p>
-      <w:r>
-        <w:t xml:space="preserve">Step 6 Road Geometry </w:t>
-      </w:r>
-    </w:p>
-    <w:p/>
-    <w:p>
-      <w:r>
-        <w:t>severity + exposure into one tidy table (no category drop)</w:t>
-      </w:r>
-    </w:p>
-    <w:p/>
-    <w:p>
-      <w:r>
+        <w:t>3) Motorcycle route packages.</w:t>
+      </w:r>
+      <w:r>
+        <w:br/>
+        <w:t xml:space="preserve">On known rural riding routes: improve </w:t>
+      </w:r>
+      <w:r>
+        <w:rPr>
+          <w:b/>
+          <w:bCs/>
+        </w:rPr>
+        <w:t>bend friction</w:t>
+      </w:r>
+      <w:r>
+        <w:t xml:space="preserve">; fit </w:t>
+      </w:r>
+      <w:r>
+        <w:rPr>
+          <w:b/>
+          <w:bCs/>
+        </w:rPr>
+        <w:t>motorcycle-friendly barriers</w:t>
+      </w:r>
+      <w:r>
+        <w:t xml:space="preserve">; run </w:t>
+      </w:r>
+      <w:r>
+        <w:rPr>
+          <w:b/>
+          <w:bCs/>
+        </w:rPr>
+        <w:t>speed/gear</w:t>
+      </w:r>
+      <w:r>
+        <w:t xml:space="preserve"> campaigns in peak seasons.</w:t>
+      </w:r>
+    </w:p>
+    <w:p>
+      <w:r>
+        <w:rPr>
+          <w:b/>
+          <w:bCs/>
+        </w:rPr>
+        <w:t>4) Heavy-vehicle corridor safety.</w:t>
+      </w:r>
+      <w:r>
+        <w:br/>
+        <w:t xml:space="preserve">More </w:t>
+      </w:r>
+      <w:r>
+        <w:rPr>
+          <w:b/>
+          <w:bCs/>
+        </w:rPr>
+        <w:t>rest bays</w:t>
+      </w:r>
+      <w:r>
+        <w:t xml:space="preserve"> and </w:t>
+      </w:r>
+      <w:r>
+        <w:rPr>
+          <w:b/>
+          <w:bCs/>
+        </w:rPr>
+        <w:t>fatigue checks</w:t>
+      </w:r>
+      <w:r>
+        <w:t xml:space="preserve">; add </w:t>
+      </w:r>
+      <w:r>
+        <w:rPr>
+          <w:b/>
+          <w:bCs/>
+        </w:rPr>
+        <w:t>overtaking lanes/turnouts</w:t>
+      </w:r>
+      <w:r>
+        <w:t xml:space="preserve">; widen </w:t>
+      </w:r>
+      <w:r>
+        <w:rPr>
+          <w:b/>
+          <w:bCs/>
+        </w:rPr>
+        <w:t>lanes/shoulders</w:t>
+      </w:r>
+      <w:r>
+        <w:t xml:space="preserve"> where possible; review limits on </w:t>
+      </w:r>
+      <w:r>
+        <w:rPr>
+          <w:b/>
+          <w:bCs/>
+        </w:rPr>
+        <w:t>steep or narrow</w:t>
+      </w:r>
+      <w:r>
+        <w:t xml:space="preserve"> sections.</w:t>
+      </w:r>
+    </w:p>
+    <w:p>
+      <w:r>
+        <w:rPr>
+          <w:b/>
+          <w:bCs/>
+        </w:rPr>
+        <w:t>5) Visibility where it counts.</w:t>
+      </w:r>
+      <w:r>
+        <w:br/>
+        <w:t xml:space="preserve">Light </w:t>
+      </w:r>
+      <w:r>
+        <w:rPr>
+          <w:b/>
+          <w:bCs/>
+        </w:rPr>
+        <w:t>rural nodes and town approaches</w:t>
+      </w:r>
+      <w:r>
+        <w:t xml:space="preserve">; keep </w:t>
+      </w:r>
+      <w:r>
+        <w:rPr>
+          <w:b/>
+          <w:bCs/>
+        </w:rPr>
+        <w:t>markers and signs bright</w:t>
+      </w:r>
+      <w:r>
+        <w:t xml:space="preserve">; add </w:t>
+      </w:r>
+      <w:r>
+        <w:rPr>
+          <w:b/>
+          <w:bCs/>
+        </w:rPr>
+        <w:t>dust/wind warnings</w:t>
+      </w:r>
+      <w:r>
+        <w:t xml:space="preserve"> on known trouble spots.</w:t>
+      </w:r>
+    </w:p>
+    <w:p>
+      <w:r>
+        <w:rPr>
+          <w:b/>
+          <w:bCs/>
+        </w:rPr>
+        <w:t>6) Keep surfaces safe.</w:t>
+      </w:r>
+      <w:r>
+        <w:br/>
+        <w:t xml:space="preserve">Seal </w:t>
+      </w:r>
+      <w:r>
+        <w:rPr>
+          <w:b/>
+          <w:bCs/>
+        </w:rPr>
+        <w:t>shoulders</w:t>
+      </w:r>
+      <w:r>
+        <w:t xml:space="preserve">; </w:t>
+      </w:r>
+      <w:r>
+        <w:rPr>
+          <w:b/>
+          <w:bCs/>
+        </w:rPr>
+        <w:t>clean oil/mud/debris quickly</w:t>
+      </w:r>
+      <w:r>
+        <w:t xml:space="preserve">; where </w:t>
+      </w:r>
+      <w:r>
+        <w:rPr>
+          <w:b/>
+          <w:bCs/>
+        </w:rPr>
+        <w:t>gravel</w:t>
+      </w:r>
+      <w:r>
+        <w:t xml:space="preserve"> persists, </w:t>
+      </w:r>
+      <w:r>
+        <w:rPr>
+          <w:b/>
+          <w:bCs/>
+        </w:rPr>
+        <w:t>seal it</w:t>
+      </w:r>
+      <w:r>
+        <w:t xml:space="preserve"> or </w:t>
+      </w:r>
+      <w:r>
+        <w:rPr>
+          <w:b/>
+          <w:bCs/>
+        </w:rPr>
+        <w:t>manage speeds</w:t>
+      </w:r>
+      <w:r>
+        <w:t xml:space="preserve"> until you can.</w:t>
+      </w:r>
+    </w:p>
+    <w:p>
+      <w:r>
+        <w:rPr>
+          <w:b/>
+          <w:bCs/>
+        </w:rPr>
+        <w:t>7) Keep score.</w:t>
+      </w:r>
+      <w:r>
+        <w:br/>
+        <w:t xml:space="preserve">Flag </w:t>
+      </w:r>
+      <w:r>
+        <w:rPr>
+          <w:b/>
+          <w:bCs/>
+        </w:rPr>
+        <w:t>very small groups</w:t>
+      </w:r>
+      <w:r>
+        <w:t xml:space="preserve"> so they don’t mislead; reduce </w:t>
+      </w:r>
+      <w:r>
+        <w:rPr>
+          <w:b/>
+          <w:bCs/>
+        </w:rPr>
+        <w:t>“Unknown”</w:t>
+      </w:r>
+      <w:r>
+        <w:t xml:space="preserve"> fields; </w:t>
+      </w:r>
+      <w:r>
+        <w:rPr>
+          <w:b/>
+          <w:bCs/>
+        </w:rPr>
+        <w:t>re-run these same charts each quarter</w:t>
+      </w:r>
+      <w:r>
+        <w:t xml:space="preserve"> to check the ≥90 open-road program is pushing fatality rates </w:t>
+      </w:r>
+      <w:r>
+        <w:rPr>
+          <w:b/>
+          <w:bCs/>
+        </w:rPr>
+        <w:t>down</w:t>
+      </w:r>
+      <w:r>
+        <w:t xml:space="preserve"> in </w:t>
+      </w:r>
+      <w:r>
+        <w:rPr>
+          <w:b/>
+          <w:bCs/>
+        </w:rPr>
+        <w:t>Rural</w:t>
+      </w:r>
+      <w:r>
+        <w:t xml:space="preserve"> and </w:t>
+      </w:r>
+      <w:r>
+        <w:rPr>
+          <w:b/>
+          <w:bCs/>
+        </w:rPr>
+        <w:t>Towns</w:t>
+      </w:r>
+      <w:r>
+        <w:t>.</w:t>
+      </w:r>
+    </w:p>
+    <w:p>
+      <w:r>
+        <w:pict w14:anchorId="58ECB24C">
+          <v:rect id="_x0000_i1093" style="width:0;height:1.5pt" o:hralign="center" o:hrstd="t" o:hr="t" fillcolor="#a0a0a0" stroked="f"/>
+        </w:pict>
+      </w:r>
+    </w:p>
+    <w:p>
+      <w:pPr>
+        <w:rPr>
+          <w:b/>
+          <w:bCs/>
+        </w:rPr>
+      </w:pPr>
+      <w:r>
+        <w:rPr>
+          <w:b/>
+          <w:bCs/>
+        </w:rPr>
+        <w:t>Minimum figure set to tell this story (keep it tight)</w:t>
+      </w:r>
+    </w:p>
+    <w:p>
+      <w:pPr>
+        <w:numPr>
+          <w:ilvl w:val="0"/>
+          <w:numId w:val="8"/>
+        </w:numPr>
+      </w:pPr>
+      <w:r>
+        <w:rPr>
+          <w:b/>
+          <w:bCs/>
+        </w:rPr>
+        <w:t>Baseline: fatal/1,000 by period × Geo4</w:t>
+      </w:r>
+      <w:r>
+        <w:br/>
+        <w:t>insight_baseline_geo4.png</w:t>
+      </w:r>
+    </w:p>
+    <w:p>
+      <w:pPr>
+        <w:numPr>
+          <w:ilvl w:val="0"/>
+          <w:numId w:val="8"/>
+        </w:numPr>
+      </w:pPr>
+      <w:r>
+        <w:rPr>
+          <w:b/>
+          <w:bCs/>
+        </w:rPr>
+        <w:t>Speed: severity + exposure</w:t>
+      </w:r>
+      <w:r>
+        <w:br/>
+        <w:t>insight_speed_severity_all_periods_geo4.png</w:t>
+      </w:r>
+      <w:r>
+        <w:br/>
+        <w:t>insight_speed_exposure_vs_severity_scatter_geo4.png</w:t>
+      </w:r>
+    </w:p>
+    <w:p>
+      <w:pPr>
+        <w:numPr>
+          <w:ilvl w:val="0"/>
+          <w:numId w:val="8"/>
+        </w:numPr>
+      </w:pPr>
+      <w:r>
+        <w:rPr>
+          <w:b/>
+          <w:bCs/>
+        </w:rPr>
+        <w:t>Geometry: severity + exposure</w:t>
+      </w:r>
+      <w:r>
+        <w:br/>
+        <w:t>insight_geometry_severity_all_periods_geo4.png</w:t>
+      </w:r>
+      <w:r>
+        <w:br/>
+        <w:t>insight_geometry_exposure_vs_severity_scatter_geo4.png</w:t>
+      </w:r>
+    </w:p>
+    <w:p>
+      <w:pPr>
+        <w:numPr>
+          <w:ilvl w:val="0"/>
+          <w:numId w:val="8"/>
+        </w:numPr>
+      </w:pPr>
+      <w:r>
+        <w:rPr>
+          <w:b/>
+          <w:bCs/>
+        </w:rPr>
+        <w:t>Motorcycles: share vs fatal rate (group-level)</w:t>
+      </w:r>
+      <w:r>
+        <w:br/>
+        <w:t>mc_share_vs_fatal_rate_geo4.png</w:t>
+      </w:r>
+    </w:p>
+    <w:p>
+      <w:pPr>
+        <w:numPr>
+          <w:ilvl w:val="0"/>
+          <w:numId w:val="8"/>
+        </w:numPr>
+      </w:pPr>
+      <w:r>
+        <w:rPr>
+          <w:b/>
+          <w:bCs/>
+        </w:rPr>
+        <w:t>Heavy vehicles: severity by geometry (with share labels)</w:t>
+      </w:r>
+      <w:r>
+        <w:br/>
+        <w:t>hv_geometry_fatal_with_share_geo4.png</w:t>
+      </w:r>
+    </w:p>
+    <w:p>
+      <w:r>
+        <w:rPr>
+          <w:i/>
+          <w:iCs/>
+        </w:rPr>
+        <w:t>(Everything else can sit in an appendix for reviewers who want more detail.)</w:t>
+      </w:r>
+    </w:p>
+    <w:p>
+      <w:r>
+        <w:pict w14:anchorId="0B80EE1F">
+          <v:rect id="_x0000_i1094" style="width:0;height:1.5pt" o:hralign="center" o:hrstd="t" o:hr="t" fillcolor="#a0a0a0" stroked="f"/>
+        </w:pict>
+      </w:r>
+    </w:p>
+    <w:p>
+      <w:pPr>
+        <w:rPr>
+          <w:b/>
+          <w:bCs/>
+        </w:rPr>
+      </w:pPr>
+      <w:r>
+        <w:rPr>
+          <w:b/>
+          <w:bCs/>
+        </w:rPr>
+        <w:t>Our answer, after all the evidence</w:t>
+      </w:r>
+    </w:p>
+    <w:p>
+      <w:r>
+        <w:rPr>
+          <w:b/>
+          <w:bCs/>
+        </w:rPr>
         <w:lastRenderedPageBreak/>
-        <w:drawing>
-          <wp:inline distT="0" distB="0" distL="0" distR="0" wp14:anchorId="537AC1F6" wp14:editId="06BB6796">
-            <wp:extent cx="3648102" cy="3495701"/>
-            <wp:effectExtent l="0" t="0" r="9525" b="9525"/>
-            <wp:docPr id="78345710" name="Picture 1" descr="A screenshot of a computer code&#10;&#10;AI-generated content may be incorrect."/>
-            <wp:cNvGraphicFramePr>
-              <a:graphicFrameLocks xmlns:a="http://schemas.openxmlformats.org/drawingml/2006/main" noChangeAspect="1"/>
-            </wp:cNvGraphicFramePr>
-            <a:graphic xmlns:a="http://schemas.openxmlformats.org/drawingml/2006/main">
-              <a:graphicData uri="http://schemas.openxmlformats.org/drawingml/2006/picture">
-                <pic:pic xmlns:pic="http://schemas.openxmlformats.org/drawingml/2006/picture">
-                  <pic:nvPicPr>
-                    <pic:cNvPr id="78345710" name="Picture 1" descr="A screenshot of a computer code&#10;&#10;AI-generated content may be incorrect."/>
-                    <pic:cNvPicPr/>
-                  </pic:nvPicPr>
-                  <pic:blipFill>
-                    <a:blip r:embed="rId15"/>
-                    <a:stretch>
-                      <a:fillRect/>
-                    </a:stretch>
-                  </pic:blipFill>
-                  <pic:spPr>
-                    <a:xfrm>
-                      <a:off x="0" y="0"/>
-                      <a:ext cx="3648102" cy="3495701"/>
-                    </a:xfrm>
-                    <a:prstGeom prst="rect">
-                      <a:avLst/>
-                    </a:prstGeom>
-                  </pic:spPr>
-                </pic:pic>
-              </a:graphicData>
-            </a:graphic>
-          </wp:inline>
-        </w:drawing>
-      </w:r>
-    </w:p>
-    <w:p/>
-    <w:p/>
-    <w:p>
-      <w:r>
-        <w:t>A) Faceted bar chart — severity per 1,000 by geometry (all periods)</w:t>
-      </w:r>
-    </w:p>
-    <w:p>
-      <w:r>
-        <w:drawing>
-          <wp:inline distT="0" distB="0" distL="0" distR="0" wp14:anchorId="0A0C02CA" wp14:editId="2A78AC5A">
-            <wp:extent cx="5731510" cy="3359785"/>
-            <wp:effectExtent l="0" t="0" r="2540" b="0"/>
-            <wp:docPr id="636777380" name="Picture 1" descr="A graph of different colored squares&#10;&#10;AI-generated content may be incorrect."/>
-            <wp:cNvGraphicFramePr>
-              <a:graphicFrameLocks xmlns:a="http://schemas.openxmlformats.org/drawingml/2006/main" noChangeAspect="1"/>
-            </wp:cNvGraphicFramePr>
-            <a:graphic xmlns:a="http://schemas.openxmlformats.org/drawingml/2006/main">
-              <a:graphicData uri="http://schemas.openxmlformats.org/drawingml/2006/picture">
-                <pic:pic xmlns:pic="http://schemas.openxmlformats.org/drawingml/2006/picture">
-                  <pic:nvPicPr>
-                    <pic:cNvPr id="636777380" name="Picture 1" descr="A graph of different colored squares&#10;&#10;AI-generated content may be incorrect."/>
-                    <pic:cNvPicPr/>
-                  </pic:nvPicPr>
-                  <pic:blipFill>
-                    <a:blip r:embed="rId16"/>
-                    <a:stretch>
-                      <a:fillRect/>
-                    </a:stretch>
-                  </pic:blipFill>
-                  <pic:spPr>
-                    <a:xfrm>
-                      <a:off x="0" y="0"/>
-                      <a:ext cx="5731510" cy="3359785"/>
-                    </a:xfrm>
-                    <a:prstGeom prst="rect">
-                      <a:avLst/>
-                    </a:prstGeom>
-                  </pic:spPr>
-                </pic:pic>
-              </a:graphicData>
-            </a:graphic>
-          </wp:inline>
-        </w:drawing>
-      </w:r>
-    </w:p>
-    <w:p/>
-    <w:p/>
-    <w:p/>
-    <w:p>
-      <w:r>
-        <w:t>B) Faceted scatter — exposure vs severity by geometry (all periods)</w:t>
-      </w:r>
-    </w:p>
-    <w:p>
-      <w:r>
-        <w:drawing>
-          <wp:inline distT="0" distB="0" distL="0" distR="0" wp14:anchorId="46ECA7D2" wp14:editId="76EC5553">
-            <wp:extent cx="5731510" cy="3314700"/>
-            <wp:effectExtent l="0" t="0" r="2540" b="0"/>
-            <wp:docPr id="802937560" name="Picture 1" descr="A screenshot of a graph&#10;&#10;AI-generated content may be incorrect."/>
-            <wp:cNvGraphicFramePr>
-              <a:graphicFrameLocks xmlns:a="http://schemas.openxmlformats.org/drawingml/2006/main" noChangeAspect="1"/>
-            </wp:cNvGraphicFramePr>
-            <a:graphic xmlns:a="http://schemas.openxmlformats.org/drawingml/2006/main">
-              <a:graphicData uri="http://schemas.openxmlformats.org/drawingml/2006/picture">
-                <pic:pic xmlns:pic="http://schemas.openxmlformats.org/drawingml/2006/picture">
-                  <pic:nvPicPr>
-                    <pic:cNvPr id="802937560" name="Picture 1" descr="A screenshot of a graph&#10;&#10;AI-generated content may be incorrect."/>
-                    <pic:cNvPicPr/>
-                  </pic:nvPicPr>
-                  <pic:blipFill>
-                    <a:blip r:embed="rId17"/>
-                    <a:stretch>
-                      <a:fillRect/>
-                    </a:stretch>
-                  </pic:blipFill>
-                  <pic:spPr>
-                    <a:xfrm>
-                      <a:off x="0" y="0"/>
-                      <a:ext cx="5731510" cy="3314700"/>
-                    </a:xfrm>
-                    <a:prstGeom prst="rect">
-                      <a:avLst/>
-                    </a:prstGeom>
-                  </pic:spPr>
-                </pic:pic>
-              </a:graphicData>
-            </a:graphic>
-          </wp:inline>
-        </w:drawing>
-      </w:r>
-    </w:p>
-    <w:p/>
-    <w:p/>
-    <w:p>
-      <w:r>
-        <w:t xml:space="preserve">Step 7- lighting conditions </w:t>
-      </w:r>
-    </w:p>
-    <w:p>
-      <w:r>
-        <w:drawing>
-          <wp:inline distT="0" distB="0" distL="0" distR="0" wp14:anchorId="393282EF" wp14:editId="1B965A08">
-            <wp:extent cx="5731510" cy="2991485"/>
-            <wp:effectExtent l="0" t="0" r="2540" b="0"/>
-            <wp:docPr id="1234711221" name="Picture 1"/>
-            <wp:cNvGraphicFramePr>
-              <a:graphicFrameLocks xmlns:a="http://schemas.openxmlformats.org/drawingml/2006/main" noChangeAspect="1"/>
-            </wp:cNvGraphicFramePr>
-            <a:graphic xmlns:a="http://schemas.openxmlformats.org/drawingml/2006/main">
-              <a:graphicData uri="http://schemas.openxmlformats.org/drawingml/2006/picture">
-                <pic:pic xmlns:pic="http://schemas.openxmlformats.org/drawingml/2006/picture">
-                  <pic:nvPicPr>
-                    <pic:cNvPr id="1234711221" name=""/>
-                    <pic:cNvPicPr/>
-                  </pic:nvPicPr>
-                  <pic:blipFill>
-                    <a:blip r:embed="rId18"/>
-                    <a:stretch>
-                      <a:fillRect/>
-                    </a:stretch>
-                  </pic:blipFill>
-                  <pic:spPr>
-                    <a:xfrm>
-                      <a:off x="0" y="0"/>
-                      <a:ext cx="5731510" cy="2991485"/>
-                    </a:xfrm>
-                    <a:prstGeom prst="rect">
-                      <a:avLst/>
-                    </a:prstGeom>
-                  </pic:spPr>
-                </pic:pic>
-              </a:graphicData>
-            </a:graphic>
-          </wp:inline>
-        </w:drawing>
-      </w:r>
-    </w:p>
-    <w:p/>
-    <w:p/>
-    <w:p>
-      <w:r>
-        <w:lastRenderedPageBreak/>
-        <w:t>Contrary</w:t>
-      </w:r>
-      <w:r>
-        <w:t xml:space="preserve"> to popular </w:t>
-      </w:r>
-      <w:proofErr w:type="gramStart"/>
-      <w:r>
-        <w:t>belief ,</w:t>
-      </w:r>
-      <w:proofErr w:type="gramEnd"/>
-      <w:r>
-        <w:t xml:space="preserve"> accident have happened in rural areas in broad daylight.</w:t>
-      </w:r>
-    </w:p>
-    <w:p>
-      <w:r>
-        <w:drawing>
-          <wp:inline distT="0" distB="0" distL="0" distR="0" wp14:anchorId="048AA489" wp14:editId="352C102B">
-            <wp:extent cx="5731510" cy="3356610"/>
-            <wp:effectExtent l="0" t="0" r="2540" b="0"/>
-            <wp:docPr id="598969081" name="Picture 1" descr="A graph of different colored bars&#10;&#10;AI-generated content may be incorrect."/>
-            <wp:cNvGraphicFramePr>
-              <a:graphicFrameLocks xmlns:a="http://schemas.openxmlformats.org/drawingml/2006/main" noChangeAspect="1"/>
-            </wp:cNvGraphicFramePr>
-            <a:graphic xmlns:a="http://schemas.openxmlformats.org/drawingml/2006/main">
-              <a:graphicData uri="http://schemas.openxmlformats.org/drawingml/2006/picture">
-                <pic:pic xmlns:pic="http://schemas.openxmlformats.org/drawingml/2006/picture">
-                  <pic:nvPicPr>
-                    <pic:cNvPr id="598969081" name="Picture 1" descr="A graph of different colored bars&#10;&#10;AI-generated content may be incorrect."/>
-                    <pic:cNvPicPr/>
-                  </pic:nvPicPr>
-                  <pic:blipFill>
-                    <a:blip r:embed="rId19"/>
-                    <a:stretch>
-                      <a:fillRect/>
-                    </a:stretch>
-                  </pic:blipFill>
-                  <pic:spPr>
-                    <a:xfrm>
-                      <a:off x="0" y="0"/>
-                      <a:ext cx="5731510" cy="3356610"/>
-                    </a:xfrm>
-                    <a:prstGeom prst="rect">
-                      <a:avLst/>
-                    </a:prstGeom>
-                  </pic:spPr>
-                </pic:pic>
-              </a:graphicData>
-            </a:graphic>
-          </wp:inline>
-        </w:drawing>
-      </w:r>
-    </w:p>
-    <w:p/>
-    <w:p>
-      <w:r>
-        <w:t>And a major share of it as well</w:t>
-      </w:r>
-    </w:p>
-    <w:p/>
-    <w:p>
-      <w:r>
-        <w:drawing>
-          <wp:inline distT="0" distB="0" distL="0" distR="0" wp14:anchorId="78A5B130" wp14:editId="02B09A78">
-            <wp:extent cx="5731510" cy="3307715"/>
-            <wp:effectExtent l="0" t="0" r="2540" b="6985"/>
-            <wp:docPr id="1925908591" name="Picture 1" descr="A screenshot of a graph&#10;&#10;AI-generated content may be incorrect."/>
-            <wp:cNvGraphicFramePr>
-              <a:graphicFrameLocks xmlns:a="http://schemas.openxmlformats.org/drawingml/2006/main" noChangeAspect="1"/>
-            </wp:cNvGraphicFramePr>
-            <a:graphic xmlns:a="http://schemas.openxmlformats.org/drawingml/2006/main">
-              <a:graphicData uri="http://schemas.openxmlformats.org/drawingml/2006/picture">
-                <pic:pic xmlns:pic="http://schemas.openxmlformats.org/drawingml/2006/picture">
-                  <pic:nvPicPr>
-                    <pic:cNvPr id="1925908591" name="Picture 1" descr="A screenshot of a graph&#10;&#10;AI-generated content may be incorrect."/>
-                    <pic:cNvPicPr/>
-                  </pic:nvPicPr>
-                  <pic:blipFill>
-                    <a:blip r:embed="rId20"/>
-                    <a:stretch>
-                      <a:fillRect/>
-                    </a:stretch>
-                  </pic:blipFill>
-                  <pic:spPr>
-                    <a:xfrm>
-                      <a:off x="0" y="0"/>
-                      <a:ext cx="5731510" cy="3307715"/>
-                    </a:xfrm>
-                    <a:prstGeom prst="rect">
-                      <a:avLst/>
-                    </a:prstGeom>
-                  </pic:spPr>
-                </pic:pic>
-              </a:graphicData>
-            </a:graphic>
-          </wp:inline>
-        </w:drawing>
-      </w:r>
-    </w:p>
-    <w:p/>
-    <w:p/>
-    <w:p>
-      <w:proofErr w:type="gramStart"/>
-      <w:r>
-        <w:lastRenderedPageBreak/>
-        <w:t>8 )</w:t>
-      </w:r>
-      <w:proofErr w:type="gramEnd"/>
-      <w:r>
-        <w:t xml:space="preserve"> </w:t>
-      </w:r>
-      <w:r>
-        <w:t xml:space="preserve">Based on road conditions </w:t>
-      </w:r>
-      <w:r>
-        <w:t xml:space="preserve">  </w:t>
-      </w:r>
-    </w:p>
-    <w:p>
-      <w:r>
-        <w:drawing>
-          <wp:inline distT="0" distB="0" distL="0" distR="0" wp14:anchorId="40A0A8E7" wp14:editId="387A8FF2">
-            <wp:extent cx="2238391" cy="1438286"/>
-            <wp:effectExtent l="0" t="0" r="0" b="9525"/>
-            <wp:docPr id="642127015" name="Picture 1" descr="A computer code with numbers and text&#10;&#10;AI-generated content may be incorrect."/>
-            <wp:cNvGraphicFramePr>
-              <a:graphicFrameLocks xmlns:a="http://schemas.openxmlformats.org/drawingml/2006/main" noChangeAspect="1"/>
-            </wp:cNvGraphicFramePr>
-            <a:graphic xmlns:a="http://schemas.openxmlformats.org/drawingml/2006/main">
-              <a:graphicData uri="http://schemas.openxmlformats.org/drawingml/2006/picture">
-                <pic:pic xmlns:pic="http://schemas.openxmlformats.org/drawingml/2006/picture">
-                  <pic:nvPicPr>
-                    <pic:cNvPr id="642127015" name="Picture 1" descr="A computer code with numbers and text&#10;&#10;AI-generated content may be incorrect."/>
-                    <pic:cNvPicPr/>
-                  </pic:nvPicPr>
-                  <pic:blipFill>
-                    <a:blip r:embed="rId21"/>
-                    <a:stretch>
-                      <a:fillRect/>
-                    </a:stretch>
-                  </pic:blipFill>
-                  <pic:spPr>
-                    <a:xfrm>
-                      <a:off x="0" y="0"/>
-                      <a:ext cx="2238391" cy="1438286"/>
-                    </a:xfrm>
-                    <a:prstGeom prst="rect">
-                      <a:avLst/>
-                    </a:prstGeom>
-                  </pic:spPr>
-                </pic:pic>
-              </a:graphicData>
-            </a:graphic>
-          </wp:inline>
-        </w:drawing>
-      </w:r>
-    </w:p>
-    <w:p/>
-    <w:p>
-      <w:r>
-        <w:t xml:space="preserve">Exposure x </w:t>
-      </w:r>
-    </w:p>
-    <w:p>
-      <w:r>
-        <w:drawing>
-          <wp:inline distT="0" distB="0" distL="0" distR="0" wp14:anchorId="0F483FA4" wp14:editId="56073C47">
-            <wp:extent cx="4772060" cy="3838603"/>
-            <wp:effectExtent l="0" t="0" r="9525" b="9525"/>
-            <wp:docPr id="90126825" name="Picture 1" descr="A screenshot of a computer code&#10;&#10;AI-generated content may be incorrect."/>
-            <wp:cNvGraphicFramePr>
-              <a:graphicFrameLocks xmlns:a="http://schemas.openxmlformats.org/drawingml/2006/main" noChangeAspect="1"/>
-            </wp:cNvGraphicFramePr>
-            <a:graphic xmlns:a="http://schemas.openxmlformats.org/drawingml/2006/main">
-              <a:graphicData uri="http://schemas.openxmlformats.org/drawingml/2006/picture">
-                <pic:pic xmlns:pic="http://schemas.openxmlformats.org/drawingml/2006/picture">
-                  <pic:nvPicPr>
-                    <pic:cNvPr id="90126825" name="Picture 1" descr="A screenshot of a computer code&#10;&#10;AI-generated content may be incorrect."/>
-                    <pic:cNvPicPr/>
-                  </pic:nvPicPr>
-                  <pic:blipFill>
-                    <a:blip r:embed="rId22"/>
-                    <a:stretch>
-                      <a:fillRect/>
-                    </a:stretch>
-                  </pic:blipFill>
-                  <pic:spPr>
-                    <a:xfrm>
-                      <a:off x="0" y="0"/>
-                      <a:ext cx="4772060" cy="3838603"/>
-                    </a:xfrm>
-                    <a:prstGeom prst="rect">
-                      <a:avLst/>
-                    </a:prstGeom>
-                  </pic:spPr>
-                </pic:pic>
-              </a:graphicData>
-            </a:graphic>
-          </wp:inline>
-        </w:drawing>
-      </w:r>
-    </w:p>
-    <w:p/>
-    <w:p>
-      <w:r>
-        <w:lastRenderedPageBreak/>
-        <w:drawing>
-          <wp:inline distT="0" distB="0" distL="0" distR="0" wp14:anchorId="03BA2715" wp14:editId="14919951">
-            <wp:extent cx="5731510" cy="3361055"/>
-            <wp:effectExtent l="0" t="0" r="2540" b="0"/>
-            <wp:docPr id="43343764" name="Picture 1" descr="A graph of a number of people&#10;&#10;AI-generated content may be incorrect."/>
-            <wp:cNvGraphicFramePr>
-              <a:graphicFrameLocks xmlns:a="http://schemas.openxmlformats.org/drawingml/2006/main" noChangeAspect="1"/>
-            </wp:cNvGraphicFramePr>
-            <a:graphic xmlns:a="http://schemas.openxmlformats.org/drawingml/2006/main">
-              <a:graphicData uri="http://schemas.openxmlformats.org/drawingml/2006/picture">
-                <pic:pic xmlns:pic="http://schemas.openxmlformats.org/drawingml/2006/picture">
-                  <pic:nvPicPr>
-                    <pic:cNvPr id="43343764" name="Picture 1" descr="A graph of a number of people&#10;&#10;AI-generated content may be incorrect."/>
-                    <pic:cNvPicPr/>
-                  </pic:nvPicPr>
-                  <pic:blipFill>
-                    <a:blip r:embed="rId23"/>
-                    <a:stretch>
-                      <a:fillRect/>
-                    </a:stretch>
-                  </pic:blipFill>
-                  <pic:spPr>
-                    <a:xfrm>
-                      <a:off x="0" y="0"/>
-                      <a:ext cx="5731510" cy="3361055"/>
-                    </a:xfrm>
-                    <a:prstGeom prst="rect">
-                      <a:avLst/>
-                    </a:prstGeom>
-                  </pic:spPr>
-                </pic:pic>
-              </a:graphicData>
-            </a:graphic>
-          </wp:inline>
-        </w:drawing>
-      </w:r>
-    </w:p>
-    <w:p/>
-    <w:p>
-      <w:r>
-        <w:drawing>
-          <wp:inline distT="0" distB="0" distL="0" distR="0" wp14:anchorId="67880DE1" wp14:editId="404B26A9">
-            <wp:extent cx="5731510" cy="3383915"/>
-            <wp:effectExtent l="0" t="0" r="2540" b="6985"/>
-            <wp:docPr id="1792941382" name="Picture 1" descr="A graph with red and blue dots&#10;&#10;AI-generated content may be incorrect."/>
-            <wp:cNvGraphicFramePr>
-              <a:graphicFrameLocks xmlns:a="http://schemas.openxmlformats.org/drawingml/2006/main" noChangeAspect="1"/>
-            </wp:cNvGraphicFramePr>
-            <a:graphic xmlns:a="http://schemas.openxmlformats.org/drawingml/2006/main">
-              <a:graphicData uri="http://schemas.openxmlformats.org/drawingml/2006/picture">
-                <pic:pic xmlns:pic="http://schemas.openxmlformats.org/drawingml/2006/picture">
-                  <pic:nvPicPr>
-                    <pic:cNvPr id="1792941382" name="Picture 1" descr="A graph with red and blue dots&#10;&#10;AI-generated content may be incorrect."/>
-                    <pic:cNvPicPr/>
-                  </pic:nvPicPr>
-                  <pic:blipFill>
-                    <a:blip r:embed="rId24"/>
-                    <a:stretch>
-                      <a:fillRect/>
-                    </a:stretch>
-                  </pic:blipFill>
-                  <pic:spPr>
-                    <a:xfrm>
-                      <a:off x="0" y="0"/>
-                      <a:ext cx="5731510" cy="3383915"/>
-                    </a:xfrm>
-                    <a:prstGeom prst="rect">
-                      <a:avLst/>
-                    </a:prstGeom>
-                  </pic:spPr>
-                </pic:pic>
-              </a:graphicData>
-            </a:graphic>
-          </wp:inline>
-        </w:drawing>
-      </w:r>
-    </w:p>
-    <w:p/>
-    <w:p/>
+        <w:t>Crashes are deadliest where Rural Victoria spends more of its driving: high-speed, between-intersection roads. Add in motorcycles and heavy vehicles on those links and the death rate climbs further. The best fixes start there—manage speed and protect those corridors—then target motorcycle and heavy-vehicle risks, with selective lighting and steady surface upkeep.</w:t>
+      </w:r>
+    </w:p>
     <w:p/>
     <w:sectPr>
       <w:pgSz w:w="11906" w:h="16838"/>
@@ -997,6 +2225,1191 @@
     </w:sectPr>
   </w:body>
 </w:document>
+</file>
+
+<file path=word/numbering.xml><?xml version="1.0" encoding="utf-8"?>
+<w:numbering xmlns:wpc="http://schemas.microsoft.com/office/word/2010/wordprocessingCanvas" xmlns:cx="http://schemas.microsoft.com/office/drawing/2014/chartex" xmlns:cx1="http://schemas.microsoft.com/office/drawing/2015/9/8/chartex" xmlns:cx2="http://schemas.microsoft.com/office/drawing/2015/10/21/chartex" xmlns:cx3="http://schemas.microsoft.com/office/drawing/2016/5/9/chartex" xmlns:cx4="http://schemas.microsoft.com/office/drawing/2016/5/10/chartex" xmlns:cx5="http://schemas.microsoft.com/office/drawing/2016/5/11/chartex" xmlns:cx6="http://schemas.microsoft.com/office/drawing/2016/5/12/chartex" xmlns:cx7="http://schemas.microsoft.com/office/drawing/2016/5/13/chartex" xmlns:cx8="http://schemas.microsoft.com/office/drawing/2016/5/14/chartex" xmlns:mc="http://schemas.openxmlformats.org/markup-compatibility/2006" xmlns:aink="http://schemas.microsoft.com/office/drawing/2016/ink" xmlns:am3d="http://schemas.microsoft.com/office/drawing/2017/model3d" xmlns:o="urn:schemas-microsoft-com:office:office" xmlns:oel="http://schemas.microsoft.com/office/2019/extlst" xmlns:r="http://schemas.openxmlformats.org/officeDocument/2006/relationships" xmlns:m="http://schemas.openxmlformats.org/officeDocument/2006/math" xmlns:v="urn:schemas-microsoft-com:vml" xmlns:wp14="http://schemas.microsoft.com/office/word/2010/wordprocessingDrawing" xmlns:wp="http://schemas.openxmlformats.org/drawingml/2006/wordprocessingDrawing" xmlns:w10="urn:schemas-microsoft-com:office:word" xmlns:w="http://schemas.openxmlformats.org/wordprocessingml/2006/main" xmlns:w14="http://schemas.microsoft.com/office/word/2010/wordml" xmlns:w15="http://schemas.microsoft.com/office/word/2012/wordml" xmlns:w16cex="http://schemas.microsoft.com/office/word/2018/wordml/cex" xmlns:w16cid="http://schemas.microsoft.com/office/word/2016/wordml/cid" xmlns:w16="http://schemas.microsoft.com/office/word/2018/wordml" xmlns:w16du="http://schemas.microsoft.com/office/word/2023/wordml/word16du" xmlns:w16sdtdh="http://schemas.microsoft.com/office/word/2020/wordml/sdtdatahash" xmlns:w16sdtfl="http://schemas.microsoft.com/office/word/2024/wordml/sdtformatlock" xmlns:w16se="http://schemas.microsoft.com/office/word/2015/wordml/symex" xmlns:wpg="http://schemas.microsoft.com/office/word/2010/wordprocessingGroup" xmlns:wpi="http://schemas.microsoft.com/office/word/2010/wordprocessingInk" xmlns:wne="http://schemas.microsoft.com/office/word/2006/wordml" xmlns:wps="http://schemas.microsoft.com/office/word/2010/wordprocessingShape" mc:Ignorable="w14 w15 w16se w16cid w16 w16cex w16sdtdh w16sdtfl w16du wp14">
+  <w:abstractNum w:abstractNumId="0" w15:restartNumberingAfterBreak="0">
+    <w:nsid w:val="063B236D"/>
+    <w:multiLevelType w:val="multilevel"/>
+    <w:tmpl w:val="7F569AE8"/>
+    <w:lvl w:ilvl="0">
+      <w:start w:val="1"/>
+      <w:numFmt w:val="bullet"/>
+      <w:lvlText w:val=""/>
+      <w:lvlJc w:val="left"/>
+      <w:pPr>
+        <w:tabs>
+          <w:tab w:val="num" w:pos="720"/>
+        </w:tabs>
+        <w:ind w:left="720" w:hanging="360"/>
+      </w:pPr>
+      <w:rPr>
+        <w:rFonts w:ascii="Symbol" w:hAnsi="Symbol" w:hint="default"/>
+        <w:sz w:val="20"/>
+      </w:rPr>
+    </w:lvl>
+    <w:lvl w:ilvl="1" w:tentative="1">
+      <w:start w:val="1"/>
+      <w:numFmt w:val="bullet"/>
+      <w:lvlText w:val="o"/>
+      <w:lvlJc w:val="left"/>
+      <w:pPr>
+        <w:tabs>
+          <w:tab w:val="num" w:pos="1440"/>
+        </w:tabs>
+        <w:ind w:left="1440" w:hanging="360"/>
+      </w:pPr>
+      <w:rPr>
+        <w:rFonts w:ascii="Courier New" w:hAnsi="Courier New" w:hint="default"/>
+        <w:sz w:val="20"/>
+      </w:rPr>
+    </w:lvl>
+    <w:lvl w:ilvl="2" w:tentative="1">
+      <w:start w:val="1"/>
+      <w:numFmt w:val="bullet"/>
+      <w:lvlText w:val=""/>
+      <w:lvlJc w:val="left"/>
+      <w:pPr>
+        <w:tabs>
+          <w:tab w:val="num" w:pos="2160"/>
+        </w:tabs>
+        <w:ind w:left="2160" w:hanging="360"/>
+      </w:pPr>
+      <w:rPr>
+        <w:rFonts w:ascii="Wingdings" w:hAnsi="Wingdings" w:hint="default"/>
+        <w:sz w:val="20"/>
+      </w:rPr>
+    </w:lvl>
+    <w:lvl w:ilvl="3" w:tentative="1">
+      <w:start w:val="1"/>
+      <w:numFmt w:val="bullet"/>
+      <w:lvlText w:val=""/>
+      <w:lvlJc w:val="left"/>
+      <w:pPr>
+        <w:tabs>
+          <w:tab w:val="num" w:pos="2880"/>
+        </w:tabs>
+        <w:ind w:left="2880" w:hanging="360"/>
+      </w:pPr>
+      <w:rPr>
+        <w:rFonts w:ascii="Wingdings" w:hAnsi="Wingdings" w:hint="default"/>
+        <w:sz w:val="20"/>
+      </w:rPr>
+    </w:lvl>
+    <w:lvl w:ilvl="4" w:tentative="1">
+      <w:start w:val="1"/>
+      <w:numFmt w:val="bullet"/>
+      <w:lvlText w:val=""/>
+      <w:lvlJc w:val="left"/>
+      <w:pPr>
+        <w:tabs>
+          <w:tab w:val="num" w:pos="3600"/>
+        </w:tabs>
+        <w:ind w:left="3600" w:hanging="360"/>
+      </w:pPr>
+      <w:rPr>
+        <w:rFonts w:ascii="Wingdings" w:hAnsi="Wingdings" w:hint="default"/>
+        <w:sz w:val="20"/>
+      </w:rPr>
+    </w:lvl>
+    <w:lvl w:ilvl="5" w:tentative="1">
+      <w:start w:val="1"/>
+      <w:numFmt w:val="bullet"/>
+      <w:lvlText w:val=""/>
+      <w:lvlJc w:val="left"/>
+      <w:pPr>
+        <w:tabs>
+          <w:tab w:val="num" w:pos="4320"/>
+        </w:tabs>
+        <w:ind w:left="4320" w:hanging="360"/>
+      </w:pPr>
+      <w:rPr>
+        <w:rFonts w:ascii="Wingdings" w:hAnsi="Wingdings" w:hint="default"/>
+        <w:sz w:val="20"/>
+      </w:rPr>
+    </w:lvl>
+    <w:lvl w:ilvl="6" w:tentative="1">
+      <w:start w:val="1"/>
+      <w:numFmt w:val="bullet"/>
+      <w:lvlText w:val=""/>
+      <w:lvlJc w:val="left"/>
+      <w:pPr>
+        <w:tabs>
+          <w:tab w:val="num" w:pos="5040"/>
+        </w:tabs>
+        <w:ind w:left="5040" w:hanging="360"/>
+      </w:pPr>
+      <w:rPr>
+        <w:rFonts w:ascii="Wingdings" w:hAnsi="Wingdings" w:hint="default"/>
+        <w:sz w:val="20"/>
+      </w:rPr>
+    </w:lvl>
+    <w:lvl w:ilvl="7" w:tentative="1">
+      <w:start w:val="1"/>
+      <w:numFmt w:val="bullet"/>
+      <w:lvlText w:val=""/>
+      <w:lvlJc w:val="left"/>
+      <w:pPr>
+        <w:tabs>
+          <w:tab w:val="num" w:pos="5760"/>
+        </w:tabs>
+        <w:ind w:left="5760" w:hanging="360"/>
+      </w:pPr>
+      <w:rPr>
+        <w:rFonts w:ascii="Wingdings" w:hAnsi="Wingdings" w:hint="default"/>
+        <w:sz w:val="20"/>
+      </w:rPr>
+    </w:lvl>
+    <w:lvl w:ilvl="8" w:tentative="1">
+      <w:start w:val="1"/>
+      <w:numFmt w:val="bullet"/>
+      <w:lvlText w:val=""/>
+      <w:lvlJc w:val="left"/>
+      <w:pPr>
+        <w:tabs>
+          <w:tab w:val="num" w:pos="6480"/>
+        </w:tabs>
+        <w:ind w:left="6480" w:hanging="360"/>
+      </w:pPr>
+      <w:rPr>
+        <w:rFonts w:ascii="Wingdings" w:hAnsi="Wingdings" w:hint="default"/>
+        <w:sz w:val="20"/>
+      </w:rPr>
+    </w:lvl>
+  </w:abstractNum>
+  <w:abstractNum w:abstractNumId="1" w15:restartNumberingAfterBreak="0">
+    <w:nsid w:val="31BD62EC"/>
+    <w:multiLevelType w:val="multilevel"/>
+    <w:tmpl w:val="88E2C79A"/>
+    <w:lvl w:ilvl="0">
+      <w:start w:val="1"/>
+      <w:numFmt w:val="bullet"/>
+      <w:lvlText w:val=""/>
+      <w:lvlJc w:val="left"/>
+      <w:pPr>
+        <w:tabs>
+          <w:tab w:val="num" w:pos="720"/>
+        </w:tabs>
+        <w:ind w:left="720" w:hanging="360"/>
+      </w:pPr>
+      <w:rPr>
+        <w:rFonts w:ascii="Symbol" w:hAnsi="Symbol" w:hint="default"/>
+        <w:sz w:val="20"/>
+      </w:rPr>
+    </w:lvl>
+    <w:lvl w:ilvl="1" w:tentative="1">
+      <w:start w:val="1"/>
+      <w:numFmt w:val="bullet"/>
+      <w:lvlText w:val="o"/>
+      <w:lvlJc w:val="left"/>
+      <w:pPr>
+        <w:tabs>
+          <w:tab w:val="num" w:pos="1440"/>
+        </w:tabs>
+        <w:ind w:left="1440" w:hanging="360"/>
+      </w:pPr>
+      <w:rPr>
+        <w:rFonts w:ascii="Courier New" w:hAnsi="Courier New" w:hint="default"/>
+        <w:sz w:val="20"/>
+      </w:rPr>
+    </w:lvl>
+    <w:lvl w:ilvl="2" w:tentative="1">
+      <w:start w:val="1"/>
+      <w:numFmt w:val="bullet"/>
+      <w:lvlText w:val=""/>
+      <w:lvlJc w:val="left"/>
+      <w:pPr>
+        <w:tabs>
+          <w:tab w:val="num" w:pos="2160"/>
+        </w:tabs>
+        <w:ind w:left="2160" w:hanging="360"/>
+      </w:pPr>
+      <w:rPr>
+        <w:rFonts w:ascii="Wingdings" w:hAnsi="Wingdings" w:hint="default"/>
+        <w:sz w:val="20"/>
+      </w:rPr>
+    </w:lvl>
+    <w:lvl w:ilvl="3" w:tentative="1">
+      <w:start w:val="1"/>
+      <w:numFmt w:val="bullet"/>
+      <w:lvlText w:val=""/>
+      <w:lvlJc w:val="left"/>
+      <w:pPr>
+        <w:tabs>
+          <w:tab w:val="num" w:pos="2880"/>
+        </w:tabs>
+        <w:ind w:left="2880" w:hanging="360"/>
+      </w:pPr>
+      <w:rPr>
+        <w:rFonts w:ascii="Wingdings" w:hAnsi="Wingdings" w:hint="default"/>
+        <w:sz w:val="20"/>
+      </w:rPr>
+    </w:lvl>
+    <w:lvl w:ilvl="4" w:tentative="1">
+      <w:start w:val="1"/>
+      <w:numFmt w:val="bullet"/>
+      <w:lvlText w:val=""/>
+      <w:lvlJc w:val="left"/>
+      <w:pPr>
+        <w:tabs>
+          <w:tab w:val="num" w:pos="3600"/>
+        </w:tabs>
+        <w:ind w:left="3600" w:hanging="360"/>
+      </w:pPr>
+      <w:rPr>
+        <w:rFonts w:ascii="Wingdings" w:hAnsi="Wingdings" w:hint="default"/>
+        <w:sz w:val="20"/>
+      </w:rPr>
+    </w:lvl>
+    <w:lvl w:ilvl="5" w:tentative="1">
+      <w:start w:val="1"/>
+      <w:numFmt w:val="bullet"/>
+      <w:lvlText w:val=""/>
+      <w:lvlJc w:val="left"/>
+      <w:pPr>
+        <w:tabs>
+          <w:tab w:val="num" w:pos="4320"/>
+        </w:tabs>
+        <w:ind w:left="4320" w:hanging="360"/>
+      </w:pPr>
+      <w:rPr>
+        <w:rFonts w:ascii="Wingdings" w:hAnsi="Wingdings" w:hint="default"/>
+        <w:sz w:val="20"/>
+      </w:rPr>
+    </w:lvl>
+    <w:lvl w:ilvl="6" w:tentative="1">
+      <w:start w:val="1"/>
+      <w:numFmt w:val="bullet"/>
+      <w:lvlText w:val=""/>
+      <w:lvlJc w:val="left"/>
+      <w:pPr>
+        <w:tabs>
+          <w:tab w:val="num" w:pos="5040"/>
+        </w:tabs>
+        <w:ind w:left="5040" w:hanging="360"/>
+      </w:pPr>
+      <w:rPr>
+        <w:rFonts w:ascii="Wingdings" w:hAnsi="Wingdings" w:hint="default"/>
+        <w:sz w:val="20"/>
+      </w:rPr>
+    </w:lvl>
+    <w:lvl w:ilvl="7" w:tentative="1">
+      <w:start w:val="1"/>
+      <w:numFmt w:val="bullet"/>
+      <w:lvlText w:val=""/>
+      <w:lvlJc w:val="left"/>
+      <w:pPr>
+        <w:tabs>
+          <w:tab w:val="num" w:pos="5760"/>
+        </w:tabs>
+        <w:ind w:left="5760" w:hanging="360"/>
+      </w:pPr>
+      <w:rPr>
+        <w:rFonts w:ascii="Wingdings" w:hAnsi="Wingdings" w:hint="default"/>
+        <w:sz w:val="20"/>
+      </w:rPr>
+    </w:lvl>
+    <w:lvl w:ilvl="8" w:tentative="1">
+      <w:start w:val="1"/>
+      <w:numFmt w:val="bullet"/>
+      <w:lvlText w:val=""/>
+      <w:lvlJc w:val="left"/>
+      <w:pPr>
+        <w:tabs>
+          <w:tab w:val="num" w:pos="6480"/>
+        </w:tabs>
+        <w:ind w:left="6480" w:hanging="360"/>
+      </w:pPr>
+      <w:rPr>
+        <w:rFonts w:ascii="Wingdings" w:hAnsi="Wingdings" w:hint="default"/>
+        <w:sz w:val="20"/>
+      </w:rPr>
+    </w:lvl>
+  </w:abstractNum>
+  <w:abstractNum w:abstractNumId="2" w15:restartNumberingAfterBreak="0">
+    <w:nsid w:val="376D7C5D"/>
+    <w:multiLevelType w:val="multilevel"/>
+    <w:tmpl w:val="A144420C"/>
+    <w:lvl w:ilvl="0">
+      <w:start w:val="1"/>
+      <w:numFmt w:val="bullet"/>
+      <w:lvlText w:val=""/>
+      <w:lvlJc w:val="left"/>
+      <w:pPr>
+        <w:tabs>
+          <w:tab w:val="num" w:pos="720"/>
+        </w:tabs>
+        <w:ind w:left="720" w:hanging="360"/>
+      </w:pPr>
+      <w:rPr>
+        <w:rFonts w:ascii="Symbol" w:hAnsi="Symbol" w:hint="default"/>
+        <w:sz w:val="20"/>
+      </w:rPr>
+    </w:lvl>
+    <w:lvl w:ilvl="1" w:tentative="1">
+      <w:start w:val="1"/>
+      <w:numFmt w:val="bullet"/>
+      <w:lvlText w:val="o"/>
+      <w:lvlJc w:val="left"/>
+      <w:pPr>
+        <w:tabs>
+          <w:tab w:val="num" w:pos="1440"/>
+        </w:tabs>
+        <w:ind w:left="1440" w:hanging="360"/>
+      </w:pPr>
+      <w:rPr>
+        <w:rFonts w:ascii="Courier New" w:hAnsi="Courier New" w:hint="default"/>
+        <w:sz w:val="20"/>
+      </w:rPr>
+    </w:lvl>
+    <w:lvl w:ilvl="2" w:tentative="1">
+      <w:start w:val="1"/>
+      <w:numFmt w:val="bullet"/>
+      <w:lvlText w:val=""/>
+      <w:lvlJc w:val="left"/>
+      <w:pPr>
+        <w:tabs>
+          <w:tab w:val="num" w:pos="2160"/>
+        </w:tabs>
+        <w:ind w:left="2160" w:hanging="360"/>
+      </w:pPr>
+      <w:rPr>
+        <w:rFonts w:ascii="Wingdings" w:hAnsi="Wingdings" w:hint="default"/>
+        <w:sz w:val="20"/>
+      </w:rPr>
+    </w:lvl>
+    <w:lvl w:ilvl="3" w:tentative="1">
+      <w:start w:val="1"/>
+      <w:numFmt w:val="bullet"/>
+      <w:lvlText w:val=""/>
+      <w:lvlJc w:val="left"/>
+      <w:pPr>
+        <w:tabs>
+          <w:tab w:val="num" w:pos="2880"/>
+        </w:tabs>
+        <w:ind w:left="2880" w:hanging="360"/>
+      </w:pPr>
+      <w:rPr>
+        <w:rFonts w:ascii="Wingdings" w:hAnsi="Wingdings" w:hint="default"/>
+        <w:sz w:val="20"/>
+      </w:rPr>
+    </w:lvl>
+    <w:lvl w:ilvl="4" w:tentative="1">
+      <w:start w:val="1"/>
+      <w:numFmt w:val="bullet"/>
+      <w:lvlText w:val=""/>
+      <w:lvlJc w:val="left"/>
+      <w:pPr>
+        <w:tabs>
+          <w:tab w:val="num" w:pos="3600"/>
+        </w:tabs>
+        <w:ind w:left="3600" w:hanging="360"/>
+      </w:pPr>
+      <w:rPr>
+        <w:rFonts w:ascii="Wingdings" w:hAnsi="Wingdings" w:hint="default"/>
+        <w:sz w:val="20"/>
+      </w:rPr>
+    </w:lvl>
+    <w:lvl w:ilvl="5" w:tentative="1">
+      <w:start w:val="1"/>
+      <w:numFmt w:val="bullet"/>
+      <w:lvlText w:val=""/>
+      <w:lvlJc w:val="left"/>
+      <w:pPr>
+        <w:tabs>
+          <w:tab w:val="num" w:pos="4320"/>
+        </w:tabs>
+        <w:ind w:left="4320" w:hanging="360"/>
+      </w:pPr>
+      <w:rPr>
+        <w:rFonts w:ascii="Wingdings" w:hAnsi="Wingdings" w:hint="default"/>
+        <w:sz w:val="20"/>
+      </w:rPr>
+    </w:lvl>
+    <w:lvl w:ilvl="6" w:tentative="1">
+      <w:start w:val="1"/>
+      <w:numFmt w:val="bullet"/>
+      <w:lvlText w:val=""/>
+      <w:lvlJc w:val="left"/>
+      <w:pPr>
+        <w:tabs>
+          <w:tab w:val="num" w:pos="5040"/>
+        </w:tabs>
+        <w:ind w:left="5040" w:hanging="360"/>
+      </w:pPr>
+      <w:rPr>
+        <w:rFonts w:ascii="Wingdings" w:hAnsi="Wingdings" w:hint="default"/>
+        <w:sz w:val="20"/>
+      </w:rPr>
+    </w:lvl>
+    <w:lvl w:ilvl="7" w:tentative="1">
+      <w:start w:val="1"/>
+      <w:numFmt w:val="bullet"/>
+      <w:lvlText w:val=""/>
+      <w:lvlJc w:val="left"/>
+      <w:pPr>
+        <w:tabs>
+          <w:tab w:val="num" w:pos="5760"/>
+        </w:tabs>
+        <w:ind w:left="5760" w:hanging="360"/>
+      </w:pPr>
+      <w:rPr>
+        <w:rFonts w:ascii="Wingdings" w:hAnsi="Wingdings" w:hint="default"/>
+        <w:sz w:val="20"/>
+      </w:rPr>
+    </w:lvl>
+    <w:lvl w:ilvl="8" w:tentative="1">
+      <w:start w:val="1"/>
+      <w:numFmt w:val="bullet"/>
+      <w:lvlText w:val=""/>
+      <w:lvlJc w:val="left"/>
+      <w:pPr>
+        <w:tabs>
+          <w:tab w:val="num" w:pos="6480"/>
+        </w:tabs>
+        <w:ind w:left="6480" w:hanging="360"/>
+      </w:pPr>
+      <w:rPr>
+        <w:rFonts w:ascii="Wingdings" w:hAnsi="Wingdings" w:hint="default"/>
+        <w:sz w:val="20"/>
+      </w:rPr>
+    </w:lvl>
+  </w:abstractNum>
+  <w:abstractNum w:abstractNumId="3" w15:restartNumberingAfterBreak="0">
+    <w:nsid w:val="40AC4770"/>
+    <w:multiLevelType w:val="multilevel"/>
+    <w:tmpl w:val="937CAA3A"/>
+    <w:lvl w:ilvl="0">
+      <w:start w:val="1"/>
+      <w:numFmt w:val="bullet"/>
+      <w:lvlText w:val=""/>
+      <w:lvlJc w:val="left"/>
+      <w:pPr>
+        <w:tabs>
+          <w:tab w:val="num" w:pos="720"/>
+        </w:tabs>
+        <w:ind w:left="720" w:hanging="360"/>
+      </w:pPr>
+      <w:rPr>
+        <w:rFonts w:ascii="Symbol" w:hAnsi="Symbol" w:hint="default"/>
+        <w:sz w:val="20"/>
+      </w:rPr>
+    </w:lvl>
+    <w:lvl w:ilvl="1" w:tentative="1">
+      <w:start w:val="1"/>
+      <w:numFmt w:val="bullet"/>
+      <w:lvlText w:val="o"/>
+      <w:lvlJc w:val="left"/>
+      <w:pPr>
+        <w:tabs>
+          <w:tab w:val="num" w:pos="1440"/>
+        </w:tabs>
+        <w:ind w:left="1440" w:hanging="360"/>
+      </w:pPr>
+      <w:rPr>
+        <w:rFonts w:ascii="Courier New" w:hAnsi="Courier New" w:hint="default"/>
+        <w:sz w:val="20"/>
+      </w:rPr>
+    </w:lvl>
+    <w:lvl w:ilvl="2" w:tentative="1">
+      <w:start w:val="1"/>
+      <w:numFmt w:val="bullet"/>
+      <w:lvlText w:val=""/>
+      <w:lvlJc w:val="left"/>
+      <w:pPr>
+        <w:tabs>
+          <w:tab w:val="num" w:pos="2160"/>
+        </w:tabs>
+        <w:ind w:left="2160" w:hanging="360"/>
+      </w:pPr>
+      <w:rPr>
+        <w:rFonts w:ascii="Wingdings" w:hAnsi="Wingdings" w:hint="default"/>
+        <w:sz w:val="20"/>
+      </w:rPr>
+    </w:lvl>
+    <w:lvl w:ilvl="3" w:tentative="1">
+      <w:start w:val="1"/>
+      <w:numFmt w:val="bullet"/>
+      <w:lvlText w:val=""/>
+      <w:lvlJc w:val="left"/>
+      <w:pPr>
+        <w:tabs>
+          <w:tab w:val="num" w:pos="2880"/>
+        </w:tabs>
+        <w:ind w:left="2880" w:hanging="360"/>
+      </w:pPr>
+      <w:rPr>
+        <w:rFonts w:ascii="Wingdings" w:hAnsi="Wingdings" w:hint="default"/>
+        <w:sz w:val="20"/>
+      </w:rPr>
+    </w:lvl>
+    <w:lvl w:ilvl="4" w:tentative="1">
+      <w:start w:val="1"/>
+      <w:numFmt w:val="bullet"/>
+      <w:lvlText w:val=""/>
+      <w:lvlJc w:val="left"/>
+      <w:pPr>
+        <w:tabs>
+          <w:tab w:val="num" w:pos="3600"/>
+        </w:tabs>
+        <w:ind w:left="3600" w:hanging="360"/>
+      </w:pPr>
+      <w:rPr>
+        <w:rFonts w:ascii="Wingdings" w:hAnsi="Wingdings" w:hint="default"/>
+        <w:sz w:val="20"/>
+      </w:rPr>
+    </w:lvl>
+    <w:lvl w:ilvl="5" w:tentative="1">
+      <w:start w:val="1"/>
+      <w:numFmt w:val="bullet"/>
+      <w:lvlText w:val=""/>
+      <w:lvlJc w:val="left"/>
+      <w:pPr>
+        <w:tabs>
+          <w:tab w:val="num" w:pos="4320"/>
+        </w:tabs>
+        <w:ind w:left="4320" w:hanging="360"/>
+      </w:pPr>
+      <w:rPr>
+        <w:rFonts w:ascii="Wingdings" w:hAnsi="Wingdings" w:hint="default"/>
+        <w:sz w:val="20"/>
+      </w:rPr>
+    </w:lvl>
+    <w:lvl w:ilvl="6" w:tentative="1">
+      <w:start w:val="1"/>
+      <w:numFmt w:val="bullet"/>
+      <w:lvlText w:val=""/>
+      <w:lvlJc w:val="left"/>
+      <w:pPr>
+        <w:tabs>
+          <w:tab w:val="num" w:pos="5040"/>
+        </w:tabs>
+        <w:ind w:left="5040" w:hanging="360"/>
+      </w:pPr>
+      <w:rPr>
+        <w:rFonts w:ascii="Wingdings" w:hAnsi="Wingdings" w:hint="default"/>
+        <w:sz w:val="20"/>
+      </w:rPr>
+    </w:lvl>
+    <w:lvl w:ilvl="7" w:tentative="1">
+      <w:start w:val="1"/>
+      <w:numFmt w:val="bullet"/>
+      <w:lvlText w:val=""/>
+      <w:lvlJc w:val="left"/>
+      <w:pPr>
+        <w:tabs>
+          <w:tab w:val="num" w:pos="5760"/>
+        </w:tabs>
+        <w:ind w:left="5760" w:hanging="360"/>
+      </w:pPr>
+      <w:rPr>
+        <w:rFonts w:ascii="Wingdings" w:hAnsi="Wingdings" w:hint="default"/>
+        <w:sz w:val="20"/>
+      </w:rPr>
+    </w:lvl>
+    <w:lvl w:ilvl="8" w:tentative="1">
+      <w:start w:val="1"/>
+      <w:numFmt w:val="bullet"/>
+      <w:lvlText w:val=""/>
+      <w:lvlJc w:val="left"/>
+      <w:pPr>
+        <w:tabs>
+          <w:tab w:val="num" w:pos="6480"/>
+        </w:tabs>
+        <w:ind w:left="6480" w:hanging="360"/>
+      </w:pPr>
+      <w:rPr>
+        <w:rFonts w:ascii="Wingdings" w:hAnsi="Wingdings" w:hint="default"/>
+        <w:sz w:val="20"/>
+      </w:rPr>
+    </w:lvl>
+  </w:abstractNum>
+  <w:abstractNum w:abstractNumId="4" w15:restartNumberingAfterBreak="0">
+    <w:nsid w:val="50A760FA"/>
+    <w:multiLevelType w:val="multilevel"/>
+    <w:tmpl w:val="22CA03C2"/>
+    <w:lvl w:ilvl="0">
+      <w:start w:val="1"/>
+      <w:numFmt w:val="decimal"/>
+      <w:lvlText w:val="%1."/>
+      <w:lvlJc w:val="left"/>
+      <w:pPr>
+        <w:tabs>
+          <w:tab w:val="num" w:pos="720"/>
+        </w:tabs>
+        <w:ind w:left="720" w:hanging="360"/>
+      </w:pPr>
+    </w:lvl>
+    <w:lvl w:ilvl="1" w:tentative="1">
+      <w:start w:val="1"/>
+      <w:numFmt w:val="decimal"/>
+      <w:lvlText w:val="%2."/>
+      <w:lvlJc w:val="left"/>
+      <w:pPr>
+        <w:tabs>
+          <w:tab w:val="num" w:pos="1440"/>
+        </w:tabs>
+        <w:ind w:left="1440" w:hanging="360"/>
+      </w:pPr>
+    </w:lvl>
+    <w:lvl w:ilvl="2" w:tentative="1">
+      <w:start w:val="1"/>
+      <w:numFmt w:val="decimal"/>
+      <w:lvlText w:val="%3."/>
+      <w:lvlJc w:val="left"/>
+      <w:pPr>
+        <w:tabs>
+          <w:tab w:val="num" w:pos="2160"/>
+        </w:tabs>
+        <w:ind w:left="2160" w:hanging="360"/>
+      </w:pPr>
+    </w:lvl>
+    <w:lvl w:ilvl="3" w:tentative="1">
+      <w:start w:val="1"/>
+      <w:numFmt w:val="decimal"/>
+      <w:lvlText w:val="%4."/>
+      <w:lvlJc w:val="left"/>
+      <w:pPr>
+        <w:tabs>
+          <w:tab w:val="num" w:pos="2880"/>
+        </w:tabs>
+        <w:ind w:left="2880" w:hanging="360"/>
+      </w:pPr>
+    </w:lvl>
+    <w:lvl w:ilvl="4" w:tentative="1">
+      <w:start w:val="1"/>
+      <w:numFmt w:val="decimal"/>
+      <w:lvlText w:val="%5."/>
+      <w:lvlJc w:val="left"/>
+      <w:pPr>
+        <w:tabs>
+          <w:tab w:val="num" w:pos="3600"/>
+        </w:tabs>
+        <w:ind w:left="3600" w:hanging="360"/>
+      </w:pPr>
+    </w:lvl>
+    <w:lvl w:ilvl="5" w:tentative="1">
+      <w:start w:val="1"/>
+      <w:numFmt w:val="decimal"/>
+      <w:lvlText w:val="%6."/>
+      <w:lvlJc w:val="left"/>
+      <w:pPr>
+        <w:tabs>
+          <w:tab w:val="num" w:pos="4320"/>
+        </w:tabs>
+        <w:ind w:left="4320" w:hanging="360"/>
+      </w:pPr>
+    </w:lvl>
+    <w:lvl w:ilvl="6" w:tentative="1">
+      <w:start w:val="1"/>
+      <w:numFmt w:val="decimal"/>
+      <w:lvlText w:val="%7."/>
+      <w:lvlJc w:val="left"/>
+      <w:pPr>
+        <w:tabs>
+          <w:tab w:val="num" w:pos="5040"/>
+        </w:tabs>
+        <w:ind w:left="5040" w:hanging="360"/>
+      </w:pPr>
+    </w:lvl>
+    <w:lvl w:ilvl="7" w:tentative="1">
+      <w:start w:val="1"/>
+      <w:numFmt w:val="decimal"/>
+      <w:lvlText w:val="%8."/>
+      <w:lvlJc w:val="left"/>
+      <w:pPr>
+        <w:tabs>
+          <w:tab w:val="num" w:pos="5760"/>
+        </w:tabs>
+        <w:ind w:left="5760" w:hanging="360"/>
+      </w:pPr>
+    </w:lvl>
+    <w:lvl w:ilvl="8" w:tentative="1">
+      <w:start w:val="1"/>
+      <w:numFmt w:val="decimal"/>
+      <w:lvlText w:val="%9."/>
+      <w:lvlJc w:val="left"/>
+      <w:pPr>
+        <w:tabs>
+          <w:tab w:val="num" w:pos="6480"/>
+        </w:tabs>
+        <w:ind w:left="6480" w:hanging="360"/>
+      </w:pPr>
+    </w:lvl>
+  </w:abstractNum>
+  <w:abstractNum w:abstractNumId="5" w15:restartNumberingAfterBreak="0">
+    <w:nsid w:val="569C6087"/>
+    <w:multiLevelType w:val="multilevel"/>
+    <w:tmpl w:val="B9B850E4"/>
+    <w:lvl w:ilvl="0">
+      <w:start w:val="1"/>
+      <w:numFmt w:val="bullet"/>
+      <w:lvlText w:val=""/>
+      <w:lvlJc w:val="left"/>
+      <w:pPr>
+        <w:tabs>
+          <w:tab w:val="num" w:pos="720"/>
+        </w:tabs>
+        <w:ind w:left="720" w:hanging="360"/>
+      </w:pPr>
+      <w:rPr>
+        <w:rFonts w:ascii="Symbol" w:hAnsi="Symbol" w:hint="default"/>
+        <w:sz w:val="20"/>
+      </w:rPr>
+    </w:lvl>
+    <w:lvl w:ilvl="1" w:tentative="1">
+      <w:start w:val="1"/>
+      <w:numFmt w:val="bullet"/>
+      <w:lvlText w:val="o"/>
+      <w:lvlJc w:val="left"/>
+      <w:pPr>
+        <w:tabs>
+          <w:tab w:val="num" w:pos="1440"/>
+        </w:tabs>
+        <w:ind w:left="1440" w:hanging="360"/>
+      </w:pPr>
+      <w:rPr>
+        <w:rFonts w:ascii="Courier New" w:hAnsi="Courier New" w:hint="default"/>
+        <w:sz w:val="20"/>
+      </w:rPr>
+    </w:lvl>
+    <w:lvl w:ilvl="2" w:tentative="1">
+      <w:start w:val="1"/>
+      <w:numFmt w:val="bullet"/>
+      <w:lvlText w:val=""/>
+      <w:lvlJc w:val="left"/>
+      <w:pPr>
+        <w:tabs>
+          <w:tab w:val="num" w:pos="2160"/>
+        </w:tabs>
+        <w:ind w:left="2160" w:hanging="360"/>
+      </w:pPr>
+      <w:rPr>
+        <w:rFonts w:ascii="Wingdings" w:hAnsi="Wingdings" w:hint="default"/>
+        <w:sz w:val="20"/>
+      </w:rPr>
+    </w:lvl>
+    <w:lvl w:ilvl="3" w:tentative="1">
+      <w:start w:val="1"/>
+      <w:numFmt w:val="bullet"/>
+      <w:lvlText w:val=""/>
+      <w:lvlJc w:val="left"/>
+      <w:pPr>
+        <w:tabs>
+          <w:tab w:val="num" w:pos="2880"/>
+        </w:tabs>
+        <w:ind w:left="2880" w:hanging="360"/>
+      </w:pPr>
+      <w:rPr>
+        <w:rFonts w:ascii="Wingdings" w:hAnsi="Wingdings" w:hint="default"/>
+        <w:sz w:val="20"/>
+      </w:rPr>
+    </w:lvl>
+    <w:lvl w:ilvl="4" w:tentative="1">
+      <w:start w:val="1"/>
+      <w:numFmt w:val="bullet"/>
+      <w:lvlText w:val=""/>
+      <w:lvlJc w:val="left"/>
+      <w:pPr>
+        <w:tabs>
+          <w:tab w:val="num" w:pos="3600"/>
+        </w:tabs>
+        <w:ind w:left="3600" w:hanging="360"/>
+      </w:pPr>
+      <w:rPr>
+        <w:rFonts w:ascii="Wingdings" w:hAnsi="Wingdings" w:hint="default"/>
+        <w:sz w:val="20"/>
+      </w:rPr>
+    </w:lvl>
+    <w:lvl w:ilvl="5" w:tentative="1">
+      <w:start w:val="1"/>
+      <w:numFmt w:val="bullet"/>
+      <w:lvlText w:val=""/>
+      <w:lvlJc w:val="left"/>
+      <w:pPr>
+        <w:tabs>
+          <w:tab w:val="num" w:pos="4320"/>
+        </w:tabs>
+        <w:ind w:left="4320" w:hanging="360"/>
+      </w:pPr>
+      <w:rPr>
+        <w:rFonts w:ascii="Wingdings" w:hAnsi="Wingdings" w:hint="default"/>
+        <w:sz w:val="20"/>
+      </w:rPr>
+    </w:lvl>
+    <w:lvl w:ilvl="6" w:tentative="1">
+      <w:start w:val="1"/>
+      <w:numFmt w:val="bullet"/>
+      <w:lvlText w:val=""/>
+      <w:lvlJc w:val="left"/>
+      <w:pPr>
+        <w:tabs>
+          <w:tab w:val="num" w:pos="5040"/>
+        </w:tabs>
+        <w:ind w:left="5040" w:hanging="360"/>
+      </w:pPr>
+      <w:rPr>
+        <w:rFonts w:ascii="Wingdings" w:hAnsi="Wingdings" w:hint="default"/>
+        <w:sz w:val="20"/>
+      </w:rPr>
+    </w:lvl>
+    <w:lvl w:ilvl="7" w:tentative="1">
+      <w:start w:val="1"/>
+      <w:numFmt w:val="bullet"/>
+      <w:lvlText w:val=""/>
+      <w:lvlJc w:val="left"/>
+      <w:pPr>
+        <w:tabs>
+          <w:tab w:val="num" w:pos="5760"/>
+        </w:tabs>
+        <w:ind w:left="5760" w:hanging="360"/>
+      </w:pPr>
+      <w:rPr>
+        <w:rFonts w:ascii="Wingdings" w:hAnsi="Wingdings" w:hint="default"/>
+        <w:sz w:val="20"/>
+      </w:rPr>
+    </w:lvl>
+    <w:lvl w:ilvl="8" w:tentative="1">
+      <w:start w:val="1"/>
+      <w:numFmt w:val="bullet"/>
+      <w:lvlText w:val=""/>
+      <w:lvlJc w:val="left"/>
+      <w:pPr>
+        <w:tabs>
+          <w:tab w:val="num" w:pos="6480"/>
+        </w:tabs>
+        <w:ind w:left="6480" w:hanging="360"/>
+      </w:pPr>
+      <w:rPr>
+        <w:rFonts w:ascii="Wingdings" w:hAnsi="Wingdings" w:hint="default"/>
+        <w:sz w:val="20"/>
+      </w:rPr>
+    </w:lvl>
+  </w:abstractNum>
+  <w:abstractNum w:abstractNumId="6" w15:restartNumberingAfterBreak="0">
+    <w:nsid w:val="5C1D097E"/>
+    <w:multiLevelType w:val="multilevel"/>
+    <w:tmpl w:val="B4326846"/>
+    <w:lvl w:ilvl="0">
+      <w:start w:val="1"/>
+      <w:numFmt w:val="bullet"/>
+      <w:lvlText w:val=""/>
+      <w:lvlJc w:val="left"/>
+      <w:pPr>
+        <w:tabs>
+          <w:tab w:val="num" w:pos="720"/>
+        </w:tabs>
+        <w:ind w:left="720" w:hanging="360"/>
+      </w:pPr>
+      <w:rPr>
+        <w:rFonts w:ascii="Symbol" w:hAnsi="Symbol" w:hint="default"/>
+        <w:sz w:val="20"/>
+      </w:rPr>
+    </w:lvl>
+    <w:lvl w:ilvl="1" w:tentative="1">
+      <w:start w:val="1"/>
+      <w:numFmt w:val="bullet"/>
+      <w:lvlText w:val="o"/>
+      <w:lvlJc w:val="left"/>
+      <w:pPr>
+        <w:tabs>
+          <w:tab w:val="num" w:pos="1440"/>
+        </w:tabs>
+        <w:ind w:left="1440" w:hanging="360"/>
+      </w:pPr>
+      <w:rPr>
+        <w:rFonts w:ascii="Courier New" w:hAnsi="Courier New" w:hint="default"/>
+        <w:sz w:val="20"/>
+      </w:rPr>
+    </w:lvl>
+    <w:lvl w:ilvl="2" w:tentative="1">
+      <w:start w:val="1"/>
+      <w:numFmt w:val="bullet"/>
+      <w:lvlText w:val=""/>
+      <w:lvlJc w:val="left"/>
+      <w:pPr>
+        <w:tabs>
+          <w:tab w:val="num" w:pos="2160"/>
+        </w:tabs>
+        <w:ind w:left="2160" w:hanging="360"/>
+      </w:pPr>
+      <w:rPr>
+        <w:rFonts w:ascii="Wingdings" w:hAnsi="Wingdings" w:hint="default"/>
+        <w:sz w:val="20"/>
+      </w:rPr>
+    </w:lvl>
+    <w:lvl w:ilvl="3" w:tentative="1">
+      <w:start w:val="1"/>
+      <w:numFmt w:val="bullet"/>
+      <w:lvlText w:val=""/>
+      <w:lvlJc w:val="left"/>
+      <w:pPr>
+        <w:tabs>
+          <w:tab w:val="num" w:pos="2880"/>
+        </w:tabs>
+        <w:ind w:left="2880" w:hanging="360"/>
+      </w:pPr>
+      <w:rPr>
+        <w:rFonts w:ascii="Wingdings" w:hAnsi="Wingdings" w:hint="default"/>
+        <w:sz w:val="20"/>
+      </w:rPr>
+    </w:lvl>
+    <w:lvl w:ilvl="4" w:tentative="1">
+      <w:start w:val="1"/>
+      <w:numFmt w:val="bullet"/>
+      <w:lvlText w:val=""/>
+      <w:lvlJc w:val="left"/>
+      <w:pPr>
+        <w:tabs>
+          <w:tab w:val="num" w:pos="3600"/>
+        </w:tabs>
+        <w:ind w:left="3600" w:hanging="360"/>
+      </w:pPr>
+      <w:rPr>
+        <w:rFonts w:ascii="Wingdings" w:hAnsi="Wingdings" w:hint="default"/>
+        <w:sz w:val="20"/>
+      </w:rPr>
+    </w:lvl>
+    <w:lvl w:ilvl="5" w:tentative="1">
+      <w:start w:val="1"/>
+      <w:numFmt w:val="bullet"/>
+      <w:lvlText w:val=""/>
+      <w:lvlJc w:val="left"/>
+      <w:pPr>
+        <w:tabs>
+          <w:tab w:val="num" w:pos="4320"/>
+        </w:tabs>
+        <w:ind w:left="4320" w:hanging="360"/>
+      </w:pPr>
+      <w:rPr>
+        <w:rFonts w:ascii="Wingdings" w:hAnsi="Wingdings" w:hint="default"/>
+        <w:sz w:val="20"/>
+      </w:rPr>
+    </w:lvl>
+    <w:lvl w:ilvl="6" w:tentative="1">
+      <w:start w:val="1"/>
+      <w:numFmt w:val="bullet"/>
+      <w:lvlText w:val=""/>
+      <w:lvlJc w:val="left"/>
+      <w:pPr>
+        <w:tabs>
+          <w:tab w:val="num" w:pos="5040"/>
+        </w:tabs>
+        <w:ind w:left="5040" w:hanging="360"/>
+      </w:pPr>
+      <w:rPr>
+        <w:rFonts w:ascii="Wingdings" w:hAnsi="Wingdings" w:hint="default"/>
+        <w:sz w:val="20"/>
+      </w:rPr>
+    </w:lvl>
+    <w:lvl w:ilvl="7" w:tentative="1">
+      <w:start w:val="1"/>
+      <w:numFmt w:val="bullet"/>
+      <w:lvlText w:val=""/>
+      <w:lvlJc w:val="left"/>
+      <w:pPr>
+        <w:tabs>
+          <w:tab w:val="num" w:pos="5760"/>
+        </w:tabs>
+        <w:ind w:left="5760" w:hanging="360"/>
+      </w:pPr>
+      <w:rPr>
+        <w:rFonts w:ascii="Wingdings" w:hAnsi="Wingdings" w:hint="default"/>
+        <w:sz w:val="20"/>
+      </w:rPr>
+    </w:lvl>
+    <w:lvl w:ilvl="8" w:tentative="1">
+      <w:start w:val="1"/>
+      <w:numFmt w:val="bullet"/>
+      <w:lvlText w:val=""/>
+      <w:lvlJc w:val="left"/>
+      <w:pPr>
+        <w:tabs>
+          <w:tab w:val="num" w:pos="6480"/>
+        </w:tabs>
+        <w:ind w:left="6480" w:hanging="360"/>
+      </w:pPr>
+      <w:rPr>
+        <w:rFonts w:ascii="Wingdings" w:hAnsi="Wingdings" w:hint="default"/>
+        <w:sz w:val="20"/>
+      </w:rPr>
+    </w:lvl>
+  </w:abstractNum>
+  <w:abstractNum w:abstractNumId="7" w15:restartNumberingAfterBreak="0">
+    <w:nsid w:val="7BF11ECA"/>
+    <w:multiLevelType w:val="multilevel"/>
+    <w:tmpl w:val="B8F655B0"/>
+    <w:lvl w:ilvl="0">
+      <w:start w:val="1"/>
+      <w:numFmt w:val="bullet"/>
+      <w:lvlText w:val=""/>
+      <w:lvlJc w:val="left"/>
+      <w:pPr>
+        <w:tabs>
+          <w:tab w:val="num" w:pos="720"/>
+        </w:tabs>
+        <w:ind w:left="720" w:hanging="360"/>
+      </w:pPr>
+      <w:rPr>
+        <w:rFonts w:ascii="Symbol" w:hAnsi="Symbol" w:hint="default"/>
+        <w:sz w:val="20"/>
+      </w:rPr>
+    </w:lvl>
+    <w:lvl w:ilvl="1" w:tentative="1">
+      <w:start w:val="1"/>
+      <w:numFmt w:val="bullet"/>
+      <w:lvlText w:val="o"/>
+      <w:lvlJc w:val="left"/>
+      <w:pPr>
+        <w:tabs>
+          <w:tab w:val="num" w:pos="1440"/>
+        </w:tabs>
+        <w:ind w:left="1440" w:hanging="360"/>
+      </w:pPr>
+      <w:rPr>
+        <w:rFonts w:ascii="Courier New" w:hAnsi="Courier New" w:hint="default"/>
+        <w:sz w:val="20"/>
+      </w:rPr>
+    </w:lvl>
+    <w:lvl w:ilvl="2" w:tentative="1">
+      <w:start w:val="1"/>
+      <w:numFmt w:val="bullet"/>
+      <w:lvlText w:val=""/>
+      <w:lvlJc w:val="left"/>
+      <w:pPr>
+        <w:tabs>
+          <w:tab w:val="num" w:pos="2160"/>
+        </w:tabs>
+        <w:ind w:left="2160" w:hanging="360"/>
+      </w:pPr>
+      <w:rPr>
+        <w:rFonts w:ascii="Wingdings" w:hAnsi="Wingdings" w:hint="default"/>
+        <w:sz w:val="20"/>
+      </w:rPr>
+    </w:lvl>
+    <w:lvl w:ilvl="3" w:tentative="1">
+      <w:start w:val="1"/>
+      <w:numFmt w:val="bullet"/>
+      <w:lvlText w:val=""/>
+      <w:lvlJc w:val="left"/>
+      <w:pPr>
+        <w:tabs>
+          <w:tab w:val="num" w:pos="2880"/>
+        </w:tabs>
+        <w:ind w:left="2880" w:hanging="360"/>
+      </w:pPr>
+      <w:rPr>
+        <w:rFonts w:ascii="Wingdings" w:hAnsi="Wingdings" w:hint="default"/>
+        <w:sz w:val="20"/>
+      </w:rPr>
+    </w:lvl>
+    <w:lvl w:ilvl="4" w:tentative="1">
+      <w:start w:val="1"/>
+      <w:numFmt w:val="bullet"/>
+      <w:lvlText w:val=""/>
+      <w:lvlJc w:val="left"/>
+      <w:pPr>
+        <w:tabs>
+          <w:tab w:val="num" w:pos="3600"/>
+        </w:tabs>
+        <w:ind w:left="3600" w:hanging="360"/>
+      </w:pPr>
+      <w:rPr>
+        <w:rFonts w:ascii="Wingdings" w:hAnsi="Wingdings" w:hint="default"/>
+        <w:sz w:val="20"/>
+      </w:rPr>
+    </w:lvl>
+    <w:lvl w:ilvl="5" w:tentative="1">
+      <w:start w:val="1"/>
+      <w:numFmt w:val="bullet"/>
+      <w:lvlText w:val=""/>
+      <w:lvlJc w:val="left"/>
+      <w:pPr>
+        <w:tabs>
+          <w:tab w:val="num" w:pos="4320"/>
+        </w:tabs>
+        <w:ind w:left="4320" w:hanging="360"/>
+      </w:pPr>
+      <w:rPr>
+        <w:rFonts w:ascii="Wingdings" w:hAnsi="Wingdings" w:hint="default"/>
+        <w:sz w:val="20"/>
+      </w:rPr>
+    </w:lvl>
+    <w:lvl w:ilvl="6" w:tentative="1">
+      <w:start w:val="1"/>
+      <w:numFmt w:val="bullet"/>
+      <w:lvlText w:val=""/>
+      <w:lvlJc w:val="left"/>
+      <w:pPr>
+        <w:tabs>
+          <w:tab w:val="num" w:pos="5040"/>
+        </w:tabs>
+        <w:ind w:left="5040" w:hanging="360"/>
+      </w:pPr>
+      <w:rPr>
+        <w:rFonts w:ascii="Wingdings" w:hAnsi="Wingdings" w:hint="default"/>
+        <w:sz w:val="20"/>
+      </w:rPr>
+    </w:lvl>
+    <w:lvl w:ilvl="7" w:tentative="1">
+      <w:start w:val="1"/>
+      <w:numFmt w:val="bullet"/>
+      <w:lvlText w:val=""/>
+      <w:lvlJc w:val="left"/>
+      <w:pPr>
+        <w:tabs>
+          <w:tab w:val="num" w:pos="5760"/>
+        </w:tabs>
+        <w:ind w:left="5760" w:hanging="360"/>
+      </w:pPr>
+      <w:rPr>
+        <w:rFonts w:ascii="Wingdings" w:hAnsi="Wingdings" w:hint="default"/>
+        <w:sz w:val="20"/>
+      </w:rPr>
+    </w:lvl>
+    <w:lvl w:ilvl="8" w:tentative="1">
+      <w:start w:val="1"/>
+      <w:numFmt w:val="bullet"/>
+      <w:lvlText w:val=""/>
+      <w:lvlJc w:val="left"/>
+      <w:pPr>
+        <w:tabs>
+          <w:tab w:val="num" w:pos="6480"/>
+        </w:tabs>
+        <w:ind w:left="6480" w:hanging="360"/>
+      </w:pPr>
+      <w:rPr>
+        <w:rFonts w:ascii="Wingdings" w:hAnsi="Wingdings" w:hint="default"/>
+        <w:sz w:val="20"/>
+      </w:rPr>
+    </w:lvl>
+  </w:abstractNum>
+  <w:num w:numId="1" w16cid:durableId="376245985">
+    <w:abstractNumId w:val="0"/>
+  </w:num>
+  <w:num w:numId="2" w16cid:durableId="1774546155">
+    <w:abstractNumId w:val="7"/>
+  </w:num>
+  <w:num w:numId="3" w16cid:durableId="63838257">
+    <w:abstractNumId w:val="3"/>
+  </w:num>
+  <w:num w:numId="4" w16cid:durableId="640306343">
+    <w:abstractNumId w:val="2"/>
+  </w:num>
+  <w:num w:numId="5" w16cid:durableId="1746106130">
+    <w:abstractNumId w:val="6"/>
+  </w:num>
+  <w:num w:numId="6" w16cid:durableId="189882042">
+    <w:abstractNumId w:val="1"/>
+  </w:num>
+  <w:num w:numId="7" w16cid:durableId="1490710196">
+    <w:abstractNumId w:val="5"/>
+  </w:num>
+  <w:num w:numId="8" w16cid:durableId="1390378658">
+    <w:abstractNumId w:val="4"/>
+  </w:num>
+</w:numbering>
 </file>
 
 <file path=word/styles.xml><?xml version="1.0" encoding="utf-8"?>
